--- a/32520 System_Administration/test1-week5/test1.docx
+++ b/32520 System_Administration/test1-week5/test1.docx
@@ -1564,6 +1564,805 @@
           <w:sz w:val="22"/>
         </w:rPr>
         <w:t>nmcli con up ens160 &amp;&amp; nmcli con up ens192</w:t>
+      </w:r>
+    </w:p>
+    <w:p>
+      <w:r>
+        <w:br w:type="page"/>
+      </w:r>
+    </w:p>
+    <w:p>
+      <w:pPr>
+        <w:pStyle w:val="Heading1"/>
+      </w:pPr>
+      <w:r>
+        <w:t>Week 4 — DHCP (dynamic)  ★ 시험 핵심</w:t>
+      </w:r>
+    </w:p>
+    <w:p>
+      <w:pPr>
+        <w:ind w:left="360"/>
+      </w:pPr>
+      <w:r>
+        <w:rPr>
+          <w:sz w:val="20"/>
+        </w:rPr>
+        <w:t>시험은 방향이 두 가지. 어느 쪽이 나올지 모르므로 둘 다 준비.</w:t>
+      </w:r>
+    </w:p>
+    <w:tbl>
+      <w:tblPr>
+        <w:tblStyle w:val="TableGrid"/>
+        <w:tblW w:type="auto" w:w="0"/>
+        <w:tblLook w:firstColumn="1" w:firstRow="1" w:lastColumn="0" w:lastRow="0" w:noHBand="0" w:noVBand="1" w:val="04A0"/>
+      </w:tblPr>
+      <w:tblGrid>
+        <w:gridCol w:w="2880"/>
+        <w:gridCol w:w="2880"/>
+        <w:gridCol w:w="2880"/>
+      </w:tblGrid>
+      <w:tr>
+        <w:tc>
+          <w:tcPr>
+            <w:tcW w:type="dxa" w:w="2880"/>
+          </w:tcPr>
+          <w:p>
+            <w:r/>
+          </w:p>
+        </w:tc>
+        <w:tc>
+          <w:tcPr>
+            <w:tcW w:type="dxa" w:w="2880"/>
+          </w:tcPr>
+          <w:p>
+            <w:r>
+              <w:t>DHCP 서버</w:t>
+            </w:r>
+          </w:p>
+        </w:tc>
+        <w:tc>
+          <w:tcPr>
+            <w:tcW w:type="dxa" w:w="2880"/>
+          </w:tcPr>
+          <w:p>
+            <w:r>
+              <w:t>클라이언트</w:t>
+            </w:r>
+          </w:p>
+        </w:tc>
+      </w:tr>
+      <w:tr>
+        <w:tc>
+          <w:tcPr>
+            <w:tcW w:type="dxa" w:w="2880"/>
+          </w:tcPr>
+          <w:p>
+            <w:r>
+              <w:t>Lab 4a</w:t>
+            </w:r>
+          </w:p>
+        </w:tc>
+        <w:tc>
+          <w:tcPr>
+            <w:tcW w:type="dxa" w:w="2880"/>
+          </w:tcPr>
+          <w:p>
+            <w:r>
+              <w:t>CentOS (kea)</w:t>
+            </w:r>
+          </w:p>
+        </w:tc>
+        <w:tc>
+          <w:tcPr>
+            <w:tcW w:type="dxa" w:w="2880"/>
+          </w:tcPr>
+          <w:p>
+            <w:r>
+              <w:t>Windows</w:t>
+            </w:r>
+          </w:p>
+        </w:tc>
+      </w:tr>
+      <w:tr>
+        <w:tc>
+          <w:tcPr>
+            <w:tcW w:type="dxa" w:w="2880"/>
+          </w:tcPr>
+          <w:p>
+            <w:r>
+              <w:t>Lab 4b</w:t>
+            </w:r>
+          </w:p>
+        </w:tc>
+        <w:tc>
+          <w:tcPr>
+            <w:tcW w:type="dxa" w:w="2880"/>
+          </w:tcPr>
+          <w:p>
+            <w:r>
+              <w:t>Windows (역할)</w:t>
+            </w:r>
+          </w:p>
+        </w:tc>
+        <w:tc>
+          <w:tcPr>
+            <w:tcW w:type="dxa" w:w="2880"/>
+          </w:tcPr>
+          <w:p>
+            <w:r>
+              <w:t>CentOS</w:t>
+            </w:r>
+          </w:p>
+        </w:tc>
+      </w:tr>
+    </w:tbl>
+    <w:p>
+      <w:pPr>
+        <w:pStyle w:val="Heading2"/>
+      </w:pPr>
+      <w:r>
+        <w:t>A. CentOS = DHCP 서버 (Lab 4a)</w:t>
+      </w:r>
+    </w:p>
+    <w:p>
+      <w:pPr>
+        <w:spacing w:after="40"/>
+        <w:ind w:left="360"/>
+      </w:pPr>
+      <w:r>
+        <w:rPr>
+          <w:rFonts w:ascii="Courier New" w:hAnsi="Courier New"/>
+          <w:b/>
+          <w:sz w:val="22"/>
+        </w:rPr>
+        <w:t>dnf install -y kea</w:t>
+      </w:r>
+    </w:p>
+    <w:p>
+      <w:pPr>
+        <w:spacing w:after="40"/>
+        <w:ind w:left="360"/>
+      </w:pPr>
+      <w:r>
+        <w:rPr>
+          <w:rFonts w:ascii="Courier New" w:hAnsi="Courier New"/>
+          <w:b/>
+          <w:sz w:val="22"/>
+        </w:rPr>
+        <w:t>cp /etc/kea/kea-dhcp4.conf /etc/kea/kea-dhcp4.conf.orig</w:t>
+      </w:r>
+    </w:p>
+    <w:p>
+      <w:pPr>
+        <w:ind w:left="360"/>
+      </w:pPr>
+      <w:r>
+        <w:rPr>
+          <w:sz w:val="20"/>
+        </w:rPr>
+        <w:t>/etc/kea/kea-dhcp4.conf 편집 — 핵심 부분</w:t>
+      </w:r>
+    </w:p>
+    <w:p>
+      <w:pPr>
+        <w:spacing w:after="40"/>
+        <w:ind w:left="360"/>
+      </w:pPr>
+      <w:r>
+        <w:rPr>
+          <w:rFonts w:ascii="Courier New" w:hAnsi="Courier New"/>
+          <w:b/>
+          <w:sz w:val="22"/>
+        </w:rPr>
+        <w:t>"interfaces-config": { "interfaces": [ "ens192" ] },</w:t>
+      </w:r>
+    </w:p>
+    <w:p>
+      <w:pPr>
+        <w:spacing w:after="40"/>
+        <w:ind w:left="360"/>
+      </w:pPr>
+      <w:r>
+        <w:rPr>
+          <w:rFonts w:ascii="Courier New" w:hAnsi="Courier New"/>
+          <w:b/>
+          <w:sz w:val="22"/>
+        </w:rPr>
+        <w:t>"subnet4": [{</w:t>
+      </w:r>
+    </w:p>
+    <w:p>
+      <w:pPr>
+        <w:spacing w:after="40"/>
+        <w:ind w:left="360"/>
+      </w:pPr>
+      <w:r>
+        <w:rPr>
+          <w:rFonts w:ascii="Courier New" w:hAnsi="Courier New"/>
+          <w:b/>
+          <w:sz w:val="22"/>
+        </w:rPr>
+        <w:t xml:space="preserve">    "id": 1,</w:t>
+      </w:r>
+    </w:p>
+    <w:p>
+      <w:pPr>
+        <w:spacing w:after="40"/>
+        <w:ind w:left="360"/>
+      </w:pPr>
+      <w:r>
+        <w:rPr>
+          <w:rFonts w:ascii="Courier New" w:hAnsi="Courier New"/>
+          <w:b/>
+          <w:sz w:val="22"/>
+        </w:rPr>
+        <w:t xml:space="preserve">    "subnet": "10.0.2.0/24",</w:t>
+      </w:r>
+    </w:p>
+    <w:p>
+      <w:pPr>
+        <w:spacing w:after="40"/>
+        <w:ind w:left="360"/>
+      </w:pPr>
+      <w:r>
+        <w:rPr>
+          <w:rFonts w:ascii="Courier New" w:hAnsi="Courier New"/>
+          <w:b/>
+          <w:sz w:val="22"/>
+        </w:rPr>
+        <w:t xml:space="preserve">    "pools": [ { "pool": "10.0.2.101 - 10.0.2.200" } ],</w:t>
+      </w:r>
+    </w:p>
+    <w:p>
+      <w:pPr>
+        <w:spacing w:after="40"/>
+        <w:ind w:left="360"/>
+      </w:pPr>
+      <w:r>
+        <w:rPr>
+          <w:rFonts w:ascii="Courier New" w:hAnsi="Courier New"/>
+          <w:b/>
+          <w:sz w:val="22"/>
+        </w:rPr>
+        <w:t xml:space="preserve">    "option-data": [</w:t>
+      </w:r>
+    </w:p>
+    <w:p>
+      <w:pPr>
+        <w:spacing w:after="40"/>
+        <w:ind w:left="360"/>
+      </w:pPr>
+      <w:r>
+        <w:rPr>
+          <w:rFonts w:ascii="Courier New" w:hAnsi="Courier New"/>
+          <w:b/>
+          <w:sz w:val="22"/>
+        </w:rPr>
+        <w:t xml:space="preserve">        { "name": "routers",             "data": "10.0.2.1" },</w:t>
+      </w:r>
+    </w:p>
+    <w:p>
+      <w:pPr>
+        <w:spacing w:after="40"/>
+        <w:ind w:left="360"/>
+      </w:pPr>
+      <w:r>
+        <w:rPr>
+          <w:rFonts w:ascii="Courier New" w:hAnsi="Courier New"/>
+          <w:b/>
+          <w:sz w:val="22"/>
+        </w:rPr>
+        <w:t xml:space="preserve">        { "name": "domain-name-servers", "data": "8.8.8.8" },</w:t>
+      </w:r>
+    </w:p>
+    <w:p>
+      <w:pPr>
+        <w:spacing w:after="40"/>
+        <w:ind w:left="360"/>
+      </w:pPr>
+      <w:r>
+        <w:rPr>
+          <w:rFonts w:ascii="Courier New" w:hAnsi="Courier New"/>
+          <w:b/>
+          <w:sz w:val="22"/>
+        </w:rPr>
+        <w:t xml:space="preserve">        { "name": "domain-name",         "data": "it.uts.edu.au" },</w:t>
+      </w:r>
+    </w:p>
+    <w:p>
+      <w:pPr>
+        <w:spacing w:after="40"/>
+        <w:ind w:left="360"/>
+      </w:pPr>
+      <w:r>
+        <w:rPr>
+          <w:rFonts w:ascii="Courier New" w:hAnsi="Courier New"/>
+          <w:b/>
+          <w:sz w:val="22"/>
+        </w:rPr>
+        <w:t xml:space="preserve">        { "name": "domain-search",       "data": "it.uts.edu.au" }</w:t>
+      </w:r>
+    </w:p>
+    <w:p>
+      <w:pPr>
+        <w:spacing w:after="40"/>
+        <w:ind w:left="360"/>
+      </w:pPr>
+      <w:r>
+        <w:rPr>
+          <w:rFonts w:ascii="Courier New" w:hAnsi="Courier New"/>
+          <w:b/>
+          <w:sz w:val="22"/>
+        </w:rPr>
+        <w:t xml:space="preserve">    ]</w:t>
+      </w:r>
+    </w:p>
+    <w:p>
+      <w:pPr>
+        <w:spacing w:after="40"/>
+        <w:ind w:left="360"/>
+      </w:pPr>
+      <w:r>
+        <w:rPr>
+          <w:rFonts w:ascii="Courier New" w:hAnsi="Courier New"/>
+          <w:b/>
+          <w:sz w:val="22"/>
+        </w:rPr>
+        <w:t>}]</w:t>
+      </w:r>
+    </w:p>
+    <w:p>
+      <w:pPr>
+        <w:ind w:left="360"/>
+      </w:pPr>
+      <w:r>
+        <w:rPr>
+          <w:sz w:val="20"/>
+        </w:rPr>
+        <w:t>★ domain-name (code 15) 을 넣어야 Windows의 Connection-specific DNS Suffix 가 채워짐.</w:t>
+      </w:r>
+    </w:p>
+    <w:p>
+      <w:pPr>
+        <w:ind w:left="360"/>
+      </w:pPr>
+      <w:r>
+        <w:rPr>
+          <w:sz w:val="20"/>
+        </w:rPr>
+        <w:t>★ control-socket 경로는 /var/run/kea/ 여야 함 (/run/kea 는 거부됨)</w:t>
+      </w:r>
+    </w:p>
+    <w:p>
+      <w:pPr>
+        <w:spacing w:after="40"/>
+        <w:ind w:left="360"/>
+      </w:pPr>
+      <w:r>
+        <w:rPr>
+          <w:rFonts w:ascii="Courier New" w:hAnsi="Courier New"/>
+          <w:b/>
+          <w:sz w:val="22"/>
+        </w:rPr>
+        <w:t>kea-dhcp4 -t /etc/kea/kea-dhcp4.conf</w:t>
+      </w:r>
+    </w:p>
+    <w:p>
+      <w:pPr>
+        <w:spacing w:after="40"/>
+        <w:ind w:left="360"/>
+      </w:pPr>
+      <w:r>
+        <w:rPr>
+          <w:rFonts w:ascii="Courier New" w:hAnsi="Courier New"/>
+          <w:b/>
+          <w:sz w:val="22"/>
+        </w:rPr>
+        <w:t>firewall-cmd --add-service=dhcp --permanent &amp;&amp; firewall-cmd --reload</w:t>
+      </w:r>
+    </w:p>
+    <w:p>
+      <w:pPr>
+        <w:spacing w:after="40"/>
+        <w:ind w:left="360"/>
+      </w:pPr>
+      <w:r>
+        <w:rPr>
+          <w:rFonts w:ascii="Courier New" w:hAnsi="Courier New"/>
+          <w:b/>
+          <w:sz w:val="22"/>
+        </w:rPr>
+        <w:t>systemctl start kea-dhcp4 &amp;&amp; systemctl status kea-dhcp4</w:t>
+      </w:r>
+    </w:p>
+    <w:p>
+      <w:pPr>
+        <w:ind w:left="360"/>
+      </w:pPr>
+      <w:r>
+        <w:rPr>
+          <w:sz w:val="20"/>
+        </w:rPr>
+        <w:t>Windows 클라이언트에서:  ipconfig /release → /renew → /all</w:t>
+      </w:r>
+    </w:p>
+    <w:p>
+      <w:pPr>
+        <w:spacing w:after="40"/>
+        <w:ind w:left="360"/>
+      </w:pPr>
+      <w:r>
+        <w:rPr>
+          <w:rFonts w:ascii="Courier New" w:hAnsi="Courier New"/>
+          <w:b/>
+          <w:sz w:val="22"/>
+        </w:rPr>
+        <w:t>tail /var/lib/kea/kea-leases4.csv</w:t>
+      </w:r>
+    </w:p>
+    <w:p>
+      <w:pPr>
+        <w:spacing w:after="40"/>
+        <w:ind w:left="360"/>
+      </w:pPr>
+      <w:r>
+        <w:rPr>
+          <w:rFonts w:ascii="Courier New" w:hAnsi="Courier New"/>
+          <w:b/>
+          <w:sz w:val="22"/>
+        </w:rPr>
+        <w:t>sed -n '/"subnet4"/,/]/p' /etc/kea/kea-dhcp4.conf</w:t>
+      </w:r>
+    </w:p>
+    <w:p>
+      <w:pPr>
+        <w:pStyle w:val="Heading2"/>
+      </w:pPr>
+      <w:r>
+        <w:t>B. Windows = DHCP 서버 (Lab 4b)</w:t>
+      </w:r>
+    </w:p>
+    <w:p>
+      <w:pPr>
+        <w:ind w:left="360"/>
+      </w:pPr>
+      <w:r>
+        <w:rPr>
+          <w:sz w:val="20"/>
+        </w:rPr>
+        <w:t>① 역할 설치 — 약 10분 소요</w:t>
+      </w:r>
+    </w:p>
+    <w:p>
+      <w:pPr>
+        <w:ind w:left="360"/>
+      </w:pPr>
+      <w:r>
+        <w:rPr>
+          <w:sz w:val="20"/>
+        </w:rPr>
+        <w:t>Server Manager → Manage → Add Roles and Features</w:t>
+      </w:r>
+    </w:p>
+    <w:p>
+      <w:pPr>
+        <w:ind w:left="360"/>
+      </w:pPr>
+      <w:r>
+        <w:rPr>
+          <w:sz w:val="20"/>
+        </w:rPr>
+        <w:t xml:space="preserve">  Before You Begin → Next</w:t>
+      </w:r>
+    </w:p>
+    <w:p>
+      <w:pPr>
+        <w:ind w:left="360"/>
+      </w:pPr>
+      <w:r>
+        <w:rPr>
+          <w:sz w:val="20"/>
+        </w:rPr>
+        <w:t xml:space="preserve">  Installation Type → Role-based or feature-based → Next</w:t>
+      </w:r>
+    </w:p>
+    <w:p>
+      <w:pPr>
+        <w:ind w:left="360"/>
+      </w:pPr>
+      <w:r>
+        <w:rPr>
+          <w:sz w:val="20"/>
+        </w:rPr>
+        <w:t xml:space="preserve">  Server Selection → 서버 선택 → Next</w:t>
+      </w:r>
+    </w:p>
+    <w:p>
+      <w:pPr>
+        <w:ind w:left="360"/>
+      </w:pPr>
+      <w:r>
+        <w:rPr>
+          <w:sz w:val="20"/>
+        </w:rPr>
+        <w:t xml:space="preserve">  Server Roles → DHCP Server 체크 → 팝업에서 Add Features → Next</w:t>
+      </w:r>
+    </w:p>
+    <w:p>
+      <w:pPr>
+        <w:ind w:left="360"/>
+      </w:pPr>
+      <w:r>
+        <w:rPr>
+          <w:sz w:val="20"/>
+        </w:rPr>
+        <w:t xml:space="preserve">  Features → Next / DHCP Server → Next / Confirmation → Install → Close</w:t>
+      </w:r>
+    </w:p>
+    <w:p>
+      <w:pPr>
+        <w:ind w:left="360"/>
+      </w:pPr>
+      <w:r>
+        <w:rPr>
+          <w:sz w:val="20"/>
+        </w:rPr>
+        <w:t xml:space="preserve">  ⚠ 'No static IP addresses were found' 경고 → Continue (정상)</w:t>
+      </w:r>
+    </w:p>
+    <w:p>
+      <w:pPr>
+        <w:ind w:left="360"/>
+      </w:pPr>
+      <w:r>
+        <w:rPr>
+          <w:sz w:val="20"/>
+        </w:rPr>
+        <w:t>② 설치 후: 깃발(⚑) → Complete DHCP configuration → Authorization 에서</w:t>
+      </w:r>
+    </w:p>
+    <w:p>
+      <w:pPr>
+        <w:ind w:left="360"/>
+      </w:pPr>
+      <w:r>
+        <w:rPr>
+          <w:sz w:val="20"/>
+        </w:rPr>
+        <w:t xml:space="preserve">   'Skip AD authorization' 선택 → Commit → Close</w:t>
+      </w:r>
+    </w:p>
+    <w:p>
+      <w:pPr>
+        <w:ind w:left="360"/>
+      </w:pPr>
+      <w:r>
+        <w:rPr>
+          <w:sz w:val="20"/>
+        </w:rPr>
+        <w:t xml:space="preserve">   (워크그룹이라 AD 없음. WinRM 오류가 떠도 security groups 는 생성 완료됨)</w:t>
+      </w:r>
+    </w:p>
+    <w:p>
+      <w:pPr>
+        <w:ind w:left="360"/>
+      </w:pPr>
+      <w:r>
+        <w:rPr>
+          <w:sz w:val="20"/>
+        </w:rPr>
+        <w:t>③ 서버 자신에게 정적 IP 필요 — DHCP 서버는 서비스할 서브넷에 정적 IP가 있어야 함</w:t>
+      </w:r>
+    </w:p>
+    <w:p>
+      <w:pPr>
+        <w:spacing w:after="40"/>
+        <w:ind w:left="360"/>
+      </w:pPr>
+      <w:r>
+        <w:rPr>
+          <w:rFonts w:ascii="Courier New" w:hAnsi="Courier New"/>
+          <w:b/>
+          <w:sz w:val="22"/>
+        </w:rPr>
+        <w:t>Set-NetIPInterface -InterfaceAlias "Ethernet1" -Dhcp Disabled</w:t>
+      </w:r>
+    </w:p>
+    <w:p>
+      <w:pPr>
+        <w:spacing w:after="40"/>
+        <w:ind w:left="360"/>
+      </w:pPr>
+      <w:r>
+        <w:rPr>
+          <w:rFonts w:ascii="Courier New" w:hAnsi="Courier New"/>
+          <w:b/>
+          <w:sz w:val="22"/>
+        </w:rPr>
+        <w:t>New-NetIPAddress -InterfaceAlias "Ethernet1" -IPAddress 10.0.2.2 -PrefixLength 24</w:t>
+      </w:r>
+    </w:p>
+    <w:p>
+      <w:pPr>
+        <w:spacing w:after="40"/>
+        <w:ind w:left="360"/>
+      </w:pPr>
+      <w:r>
+        <w:rPr>
+          <w:rFonts w:ascii="Courier New" w:hAnsi="Courier New"/>
+          <w:b/>
+          <w:sz w:val="22"/>
+        </w:rPr>
+        <w:t>Get-Service DHCPServer ; Restart-Service DHCPServer</w:t>
+      </w:r>
+    </w:p>
+    <w:p>
+      <w:pPr>
+        <w:ind w:left="360"/>
+      </w:pPr>
+      <w:r>
+        <w:rPr>
+          <w:sz w:val="20"/>
+        </w:rPr>
+        <w:t>④ Scope 생성:  Tools → DHCP → IPv4 우클릭 → New Scope</w:t>
+      </w:r>
+    </w:p>
+    <w:p>
+      <w:pPr>
+        <w:ind w:left="360"/>
+      </w:pPr>
+      <w:r>
+        <w:rPr>
+          <w:sz w:val="20"/>
+        </w:rPr>
+        <w:t xml:space="preserve">   Name: LabScope / Start 10.0.2.101 / End 10.0.2.200 / Length 24</w:t>
+      </w:r>
+    </w:p>
+    <w:p>
+      <w:pPr>
+        <w:ind w:left="360"/>
+      </w:pPr>
+      <w:r>
+        <w:rPr>
+          <w:sz w:val="20"/>
+        </w:rPr>
+        <w:t xml:space="preserve">   Router 10.0.2.1 / Parent domain it.uts.edu.au / DNS 8.8.8.8 / Activate: Yes</w:t>
+      </w:r>
+    </w:p>
+    <w:p>
+      <w:pPr>
+        <w:ind w:left="360"/>
+      </w:pPr>
+      <w:r>
+        <w:rPr>
+          <w:sz w:val="20"/>
+        </w:rPr>
+        <w:t>⑤ CentOS를 클라이언트로 전환 (kea 먼저 중지!)</w:t>
+      </w:r>
+    </w:p>
+    <w:p>
+      <w:pPr>
+        <w:spacing w:after="40"/>
+        <w:ind w:left="360"/>
+      </w:pPr>
+      <w:r>
+        <w:rPr>
+          <w:rFonts w:ascii="Courier New" w:hAnsi="Courier New"/>
+          <w:b/>
+          <w:sz w:val="22"/>
+        </w:rPr>
+        <w:t>systemctl stop kea-dhcp4</w:t>
+      </w:r>
+    </w:p>
+    <w:p>
+      <w:pPr>
+        <w:spacing w:after="40"/>
+        <w:ind w:left="360"/>
+      </w:pPr>
+      <w:r>
+        <w:rPr>
+          <w:rFonts w:ascii="Courier New" w:hAnsi="Courier New"/>
+          <w:b/>
+          <w:sz w:val="22"/>
+        </w:rPr>
+        <w:t>nmcli con mod ens192 ipv4.method auto</w:t>
+      </w:r>
+    </w:p>
+    <w:p>
+      <w:pPr>
+        <w:spacing w:after="40"/>
+        <w:ind w:left="360"/>
+      </w:pPr>
+      <w:r>
+        <w:rPr>
+          <w:rFonts w:ascii="Courier New" w:hAnsi="Courier New"/>
+          <w:b/>
+          <w:sz w:val="22"/>
+        </w:rPr>
+        <w:t>nmcli con mod ens192 ipv4.gateway ""</w:t>
+      </w:r>
+    </w:p>
+    <w:p>
+      <w:pPr>
+        <w:spacing w:after="40"/>
+        <w:ind w:left="360"/>
+      </w:pPr>
+      <w:r>
+        <w:rPr>
+          <w:rFonts w:ascii="Courier New" w:hAnsi="Courier New"/>
+          <w:b/>
+          <w:sz w:val="22"/>
+        </w:rPr>
+        <w:t>nmcli con mod ens192 ipv4.addresses ""</w:t>
+      </w:r>
+    </w:p>
+    <w:p>
+      <w:pPr>
+        <w:spacing w:after="40"/>
+        <w:ind w:left="360"/>
+      </w:pPr>
+      <w:r>
+        <w:rPr>
+          <w:rFonts w:ascii="Courier New" w:hAnsi="Courier New"/>
+          <w:b/>
+          <w:sz w:val="22"/>
+        </w:rPr>
+        <w:t>nmcli con up ens192</w:t>
+      </w:r>
+    </w:p>
+    <w:p>
+      <w:pPr>
+        <w:spacing w:after="40"/>
+        <w:ind w:left="360"/>
+      </w:pPr>
+      <w:r>
+        <w:rPr>
+          <w:rFonts w:ascii="Courier New" w:hAnsi="Courier New"/>
+          <w:b/>
+          <w:sz w:val="22"/>
+        </w:rPr>
+        <w:t>ip addr show ens192      # inet 10.0.2.101/24 ... dynamic  ← 임대 확인</w:t>
+      </w:r>
+    </w:p>
+    <w:p>
+      <w:pPr>
+        <w:ind w:left="360"/>
+      </w:pPr>
+      <w:r>
+        <w:rPr>
+          <w:sz w:val="20"/>
+        </w:rPr>
+        <w:t>'dynamic' 과 valid_lft 가 보이면 DHCP 임대. 정적이면 이 표시가 없음.</w:t>
+      </w:r>
+    </w:p>
+    <w:p>
+      <w:pPr>
+        <w:pStyle w:val="Heading2"/>
+      </w:pPr>
+      <w:r>
+        <w:t>측정 결과 (2026-08-26 실측)</w:t>
+      </w:r>
+    </w:p>
+    <w:p>
+      <w:pPr>
+        <w:ind w:left="360"/>
+      </w:pPr>
+      <w:r>
+        <w:rPr>
+          <w:sz w:val="20"/>
+        </w:rPr>
+        <w:t>DHCP Server 역할 설치: 약 10분 / Scope+정적IP+검증: 약 15분 / Lab 4b 전체 약 25분</w:t>
+      </w:r>
+    </w:p>
+    <w:p>
+      <w:pPr>
+        <w:ind w:left="360"/>
+      </w:pPr>
+      <w:r>
+        <w:rPr>
+          <w:sz w:val="20"/>
+        </w:rPr>
+        <w:t>→ 75분 시험에서 맥북 에뮬레이션으로도 완주 가능</w:t>
       </w:r>
     </w:p>
     <w:sectPr>

--- a/32520 System_Administration/test1-week5/test1.docx
+++ b/32520 System_Administration/test1-week5/test1.docx
@@ -2363,6 +2363,2877 @@
           <w:sz w:val="20"/>
         </w:rPr>
         <w:t>→ 75분 시험에서 맥북 에뮬레이션으로도 완주 가능</w:t>
+      </w:r>
+    </w:p>
+    <w:p>
+      <w:r>
+        <w:br w:type="page"/>
+      </w:r>
+    </w:p>
+    <w:p>
+      <w:pPr>
+        <w:pStyle w:val="Heading1"/>
+      </w:pPr>
+      <w:r>
+        <w:t>연습문제 20제 — 풀이 및 정답</w:t>
+      </w:r>
+    </w:p>
+    <w:p>
+      <w:pPr>
+        <w:spacing w:after="20"/>
+        <w:ind w:left="400"/>
+      </w:pPr>
+      <w:r>
+        <w:rPr>
+          <w:sz w:val="19"/>
+        </w:rPr>
+        <w:t>각 문제: [Question] 영문 문제 → [풀이] 번호순 명령 → [성공 기준] 확인 지점</w:t>
+      </w:r>
+    </w:p>
+    <w:p>
+      <w:pPr>
+        <w:spacing w:after="20"/>
+        <w:ind w:left="400"/>
+      </w:pPr>
+      <w:r>
+        <w:rPr>
+          <w:sz w:val="19"/>
+        </w:rPr>
+        <w:t>※ 값(IP, pool, 도메인 등)은 시험에서 바뀔 수 있음. 절차를 외우고 값은 문제지에서 읽을 것.</w:t>
+      </w:r>
+    </w:p>
+    <w:p>
+      <w:pPr>
+        <w:pStyle w:val="Heading2"/>
+      </w:pPr>
+      <w:r>
+        <w:t>Q1. CentOS 정적 네트워킹 전체 설정</w:t>
+      </w:r>
+    </w:p>
+    <w:p>
+      <w:pPr>
+        <w:spacing w:after="60"/>
+      </w:pPr>
+      <w:r>
+        <w:rPr>
+          <w:sz w:val="21"/>
+        </w:rPr>
+        <w:t>Configure the CentOS server: hostname Linux, interface ens192, IP 10.0.2.1/24, gateway 10.0.2.1, DNS 8.8.8.8, search domain it.uts.edu.au. Provide screenshots of cat /etc/hostname, cat /etc/resolv.conf, route -n, ifconfig ens192.</w:t>
+      </w:r>
+    </w:p>
+    <w:p>
+      <w:pPr>
+        <w:spacing w:after="20"/>
+        <w:ind w:left="400"/>
+      </w:pPr>
+      <w:r>
+        <w:rPr>
+          <w:sz w:val="19"/>
+        </w:rPr>
+        <w:t>[풀이]</w:t>
+      </w:r>
+    </w:p>
+    <w:p>
+      <w:pPr>
+        <w:spacing w:after="20"/>
+        <w:ind w:left="400"/>
+      </w:pPr>
+      <w:r>
+        <w:rPr>
+          <w:rFonts w:ascii="Courier New" w:hAnsi="Courier New"/>
+          <w:b/>
+          <w:sz w:val="20"/>
+        </w:rPr>
+        <w:t>1)  su -</w:t>
+      </w:r>
+    </w:p>
+    <w:p>
+      <w:pPr>
+        <w:spacing w:after="20"/>
+        <w:ind w:left="400"/>
+      </w:pPr>
+      <w:r>
+        <w:rPr>
+          <w:rFonts w:ascii="Courier New" w:hAnsi="Courier New"/>
+          <w:b/>
+          <w:sz w:val="20"/>
+        </w:rPr>
+        <w:t>2)  nmcli con show                       # 기존 ens192 프로파일 유무 확인</w:t>
+      </w:r>
+    </w:p>
+    <w:p>
+      <w:pPr>
+        <w:spacing w:after="20"/>
+        <w:ind w:left="400"/>
+      </w:pPr>
+      <w:r>
+        <w:rPr>
+          <w:rFonts w:ascii="Courier New" w:hAnsi="Courier New"/>
+          <w:b/>
+          <w:sz w:val="20"/>
+        </w:rPr>
+        <w:t>3)  hostnamectl set-hostname Linux</w:t>
+      </w:r>
+    </w:p>
+    <w:p>
+      <w:pPr>
+        <w:spacing w:after="20"/>
+        <w:ind w:left="400"/>
+      </w:pPr>
+      <w:r>
+        <w:rPr>
+          <w:sz w:val="19"/>
+        </w:rPr>
+        <w:t>4)  프로파일이 없으면 add, 있으면 mod (아래 둘 중 하나)</w:t>
+      </w:r>
+    </w:p>
+    <w:p>
+      <w:pPr>
+        <w:spacing w:after="20"/>
+        <w:ind w:left="400"/>
+      </w:pPr>
+      <w:r>
+        <w:rPr>
+          <w:rFonts w:ascii="Courier New" w:hAnsi="Courier New"/>
+          <w:b/>
+          <w:sz w:val="20"/>
+        </w:rPr>
+        <w:t xml:space="preserve">    nmcli con add type ethernet ifname ens192 con-name ens192 ipv4.method manual \</w:t>
+      </w:r>
+    </w:p>
+    <w:p>
+      <w:pPr>
+        <w:spacing w:after="20"/>
+        <w:ind w:left="400"/>
+      </w:pPr>
+      <w:r>
+        <w:rPr>
+          <w:rFonts w:ascii="Courier New" w:hAnsi="Courier New"/>
+          <w:b/>
+          <w:sz w:val="20"/>
+        </w:rPr>
+        <w:t xml:space="preserve">      ipv4.addresses 10.0.2.1/24 ipv4.gateway 10.0.2.1 ipv4.dns 8.8.8.8 \</w:t>
+      </w:r>
+    </w:p>
+    <w:p>
+      <w:pPr>
+        <w:spacing w:after="20"/>
+        <w:ind w:left="400"/>
+      </w:pPr>
+      <w:r>
+        <w:rPr>
+          <w:rFonts w:ascii="Courier New" w:hAnsi="Courier New"/>
+          <w:b/>
+          <w:sz w:val="20"/>
+        </w:rPr>
+        <w:t xml:space="preserve">      ipv4.dns-search it.uts.edu.au</w:t>
+      </w:r>
+    </w:p>
+    <w:p>
+      <w:pPr>
+        <w:spacing w:after="20"/>
+        <w:ind w:left="400"/>
+      </w:pPr>
+      <w:r>
+        <w:rPr>
+          <w:rFonts w:ascii="Courier New" w:hAnsi="Courier New"/>
+          <w:b/>
+          <w:sz w:val="20"/>
+        </w:rPr>
+        <w:t xml:space="preserve">    nmcli con mod ens192 ipv4.method manual ipv4.addresses 10.0.2.1/24 ...</w:t>
+      </w:r>
+    </w:p>
+    <w:p>
+      <w:pPr>
+        <w:spacing w:after="20"/>
+        <w:ind w:left="400"/>
+      </w:pPr>
+      <w:r>
+        <w:rPr>
+          <w:rFonts w:ascii="Courier New" w:hAnsi="Courier New"/>
+          <w:b/>
+          <w:sz w:val="20"/>
+        </w:rPr>
+        <w:t>5)  nmcli con up ens192                  # ★ 이걸 빼면 적용 안 됨</w:t>
+      </w:r>
+    </w:p>
+    <w:p>
+      <w:pPr>
+        <w:spacing w:after="20"/>
+        <w:ind w:left="400"/>
+      </w:pPr>
+      <w:r>
+        <w:rPr>
+          <w:rFonts w:ascii="Courier New" w:hAnsi="Courier New"/>
+          <w:b/>
+          <w:sz w:val="20"/>
+        </w:rPr>
+        <w:t>6)  cat /etc/hostname ; cat /etc/resolv.conf ; route -n ; ifconfig ens192</w:t>
+      </w:r>
+    </w:p>
+    <w:p>
+      <w:pPr>
+        <w:spacing w:after="120"/>
+        <w:ind w:left="400"/>
+      </w:pPr>
+      <w:r>
+        <w:rPr>
+          <w:b/>
+          <w:sz w:val="19"/>
+        </w:rPr>
+        <w:t>✔ ifconfig ens192 → inet 10.0.2.1  netmask 255.255.255.0 / hostname → Linux</w:t>
+      </w:r>
+    </w:p>
+    <w:p>
+      <w:pPr>
+        <w:pStyle w:val="Heading2"/>
+      </w:pPr>
+      <w:r>
+        <w:t>Q2. 기존 연결의 DNS 서버만 변경</w:t>
+      </w:r>
+    </w:p>
+    <w:p>
+      <w:pPr>
+        <w:spacing w:after="60"/>
+      </w:pPr>
+      <w:r>
+        <w:rPr>
+          <w:sz w:val="21"/>
+        </w:rPr>
+        <w:t>The CentOS server already has a static configuration on ens192. Change only the DNS server to 1.1.1.1 and verify.</w:t>
+      </w:r>
+    </w:p>
+    <w:p>
+      <w:pPr>
+        <w:spacing w:after="20"/>
+        <w:ind w:left="400"/>
+      </w:pPr>
+      <w:r>
+        <w:rPr>
+          <w:sz w:val="19"/>
+        </w:rPr>
+        <w:t>[풀이]</w:t>
+      </w:r>
+    </w:p>
+    <w:p>
+      <w:pPr>
+        <w:spacing w:after="20"/>
+        <w:ind w:left="400"/>
+      </w:pPr>
+      <w:r>
+        <w:rPr>
+          <w:rFonts w:ascii="Courier New" w:hAnsi="Courier New"/>
+          <w:b/>
+          <w:sz w:val="20"/>
+        </w:rPr>
+        <w:t>1)  nmcli con show ens192 | grep ipv4.dns      # 현재값 확인</w:t>
+      </w:r>
+    </w:p>
+    <w:p>
+      <w:pPr>
+        <w:spacing w:after="20"/>
+        <w:ind w:left="400"/>
+      </w:pPr>
+      <w:r>
+        <w:rPr>
+          <w:rFonts w:ascii="Courier New" w:hAnsi="Courier New"/>
+          <w:b/>
+          <w:sz w:val="20"/>
+        </w:rPr>
+        <w:t>2)  nmcli con mod ens192 ipv4.dns 1.1.1.1</w:t>
+      </w:r>
+    </w:p>
+    <w:p>
+      <w:pPr>
+        <w:spacing w:after="20"/>
+        <w:ind w:left="400"/>
+      </w:pPr>
+      <w:r>
+        <w:rPr>
+          <w:rFonts w:ascii="Courier New" w:hAnsi="Courier New"/>
+          <w:b/>
+          <w:sz w:val="20"/>
+        </w:rPr>
+        <w:t>3)  nmcli con up ens192</w:t>
+      </w:r>
+    </w:p>
+    <w:p>
+      <w:pPr>
+        <w:spacing w:after="20"/>
+        <w:ind w:left="400"/>
+      </w:pPr>
+      <w:r>
+        <w:rPr>
+          <w:rFonts w:ascii="Courier New" w:hAnsi="Courier New"/>
+          <w:b/>
+          <w:sz w:val="20"/>
+        </w:rPr>
+        <w:t>4)  cat /etc/resolv.conf</w:t>
+      </w:r>
+    </w:p>
+    <w:p>
+      <w:pPr>
+        <w:spacing w:after="120"/>
+        <w:ind w:left="400"/>
+      </w:pPr>
+      <w:r>
+        <w:rPr>
+          <w:b/>
+          <w:sz w:val="19"/>
+        </w:rPr>
+        <w:t>✔ nameserver 1.1.1.1 이 표시됨</w:t>
+      </w:r>
+    </w:p>
+    <w:p>
+      <w:pPr>
+        <w:pStyle w:val="Heading2"/>
+      </w:pPr>
+      <w:r>
+        <w:t>Q3. resolv.conf 정리 (불필요한 검색 도메인 제거)</w:t>
+      </w:r>
+    </w:p>
+    <w:p>
+      <w:pPr>
+        <w:spacing w:after="60"/>
+      </w:pPr>
+      <w:r>
+        <w:rPr>
+          <w:sz w:val="21"/>
+        </w:rPr>
+        <w:t>cat /etc/resolv.conf shows 'search localdomain it.uts.edu.au'. Make it show only it.uts.edu.au.</w:t>
+      </w:r>
+    </w:p>
+    <w:p>
+      <w:pPr>
+        <w:spacing w:after="20"/>
+        <w:ind w:left="400"/>
+      </w:pPr>
+      <w:r>
+        <w:rPr>
+          <w:sz w:val="19"/>
+        </w:rPr>
+        <w:t>[원인] NAT 어댑터(ens160)가 DHCP로 받은 도메인이 섞임</w:t>
+      </w:r>
+    </w:p>
+    <w:p>
+      <w:pPr>
+        <w:spacing w:after="20"/>
+        <w:ind w:left="400"/>
+      </w:pPr>
+      <w:r>
+        <w:rPr>
+          <w:sz w:val="19"/>
+        </w:rPr>
+        <w:t>[풀이]</w:t>
+      </w:r>
+    </w:p>
+    <w:p>
+      <w:pPr>
+        <w:spacing w:after="20"/>
+        <w:ind w:left="400"/>
+      </w:pPr>
+      <w:r>
+        <w:rPr>
+          <w:rFonts w:ascii="Courier New" w:hAnsi="Courier New"/>
+          <w:b/>
+          <w:sz w:val="20"/>
+        </w:rPr>
+        <w:t>1)  nmcli con mod ens160 ipv4.ignore-auto-dns yes</w:t>
+      </w:r>
+    </w:p>
+    <w:p>
+      <w:pPr>
+        <w:spacing w:after="20"/>
+        <w:ind w:left="400"/>
+      </w:pPr>
+      <w:r>
+        <w:rPr>
+          <w:rFonts w:ascii="Courier New" w:hAnsi="Courier New"/>
+          <w:b/>
+          <w:sz w:val="20"/>
+        </w:rPr>
+        <w:t>2)  nmcli con up ens160</w:t>
+      </w:r>
+    </w:p>
+    <w:p>
+      <w:pPr>
+        <w:spacing w:after="20"/>
+        <w:ind w:left="400"/>
+      </w:pPr>
+      <w:r>
+        <w:rPr>
+          <w:rFonts w:ascii="Courier New" w:hAnsi="Courier New"/>
+          <w:b/>
+          <w:sz w:val="20"/>
+        </w:rPr>
+        <w:t>3)  cat /etc/resolv.conf</w:t>
+      </w:r>
+    </w:p>
+    <w:p>
+      <w:pPr>
+        <w:spacing w:after="20"/>
+        <w:ind w:left="400"/>
+      </w:pPr>
+      <w:r>
+        <w:rPr>
+          <w:sz w:val="19"/>
+        </w:rPr>
+        <w:t>4)  스크린샷 후 인터넷 DNS 복구:</w:t>
+      </w:r>
+    </w:p>
+    <w:p>
+      <w:pPr>
+        <w:spacing w:after="20"/>
+        <w:ind w:left="400"/>
+      </w:pPr>
+      <w:r>
+        <w:rPr>
+          <w:rFonts w:ascii="Courier New" w:hAnsi="Courier New"/>
+          <w:b/>
+          <w:sz w:val="20"/>
+        </w:rPr>
+        <w:t xml:space="preserve">    nmcli con mod ens160 ipv4.ignore-auto-dns no &amp;&amp; nmcli con up ens160</w:t>
+      </w:r>
+    </w:p>
+    <w:p>
+      <w:pPr>
+        <w:spacing w:after="120"/>
+        <w:ind w:left="400"/>
+      </w:pPr>
+      <w:r>
+        <w:rPr>
+          <w:b/>
+          <w:sz w:val="19"/>
+        </w:rPr>
+        <w:t>✔ search it.uts.edu.au 만 남음 (nameserver 도 지정값만)</w:t>
+      </w:r>
+    </w:p>
+    <w:p>
+      <w:pPr>
+        <w:pStyle w:val="Heading2"/>
+      </w:pPr>
+      <w:r>
+        <w:t>Q4. 인터넷이 끊김 — 기본 경로 우선순위 수정</w:t>
+      </w:r>
+    </w:p>
+    <w:p>
+      <w:pPr>
+        <w:spacing w:after="60"/>
+      </w:pPr>
+      <w:r>
+        <w:rPr>
+          <w:sz w:val="21"/>
+        </w:rPr>
+        <w:t>After configuring the private network, the CentOS server can no longer reach the internet. Diagnose and fix while keeping gateway 10.0.2.1 on ens192.</w:t>
+      </w:r>
+    </w:p>
+    <w:p>
+      <w:pPr>
+        <w:spacing w:after="20"/>
+        <w:ind w:left="400"/>
+      </w:pPr>
+      <w:r>
+        <w:rPr>
+          <w:sz w:val="19"/>
+        </w:rPr>
+        <w:t>[원인] ens192의 기본 경로 metric이 ens160보다 낮아 외부 트래픽이 사설망으로 나감</w:t>
+      </w:r>
+    </w:p>
+    <w:p>
+      <w:pPr>
+        <w:spacing w:after="20"/>
+        <w:ind w:left="400"/>
+      </w:pPr>
+      <w:r>
+        <w:rPr>
+          <w:sz w:val="19"/>
+        </w:rPr>
+        <w:t>[풀이]</w:t>
+      </w:r>
+    </w:p>
+    <w:p>
+      <w:pPr>
+        <w:spacing w:after="20"/>
+        <w:ind w:left="400"/>
+      </w:pPr>
+      <w:r>
+        <w:rPr>
+          <w:rFonts w:ascii="Courier New" w:hAnsi="Courier New"/>
+          <w:b/>
+          <w:sz w:val="20"/>
+        </w:rPr>
+        <w:t>1)  ip route                              # default 두 줄의 metric 비교</w:t>
+      </w:r>
+    </w:p>
+    <w:p>
+      <w:pPr>
+        <w:spacing w:after="20"/>
+        <w:ind w:left="400"/>
+      </w:pPr>
+      <w:r>
+        <w:rPr>
+          <w:rFonts w:ascii="Courier New" w:hAnsi="Courier New"/>
+          <w:b/>
+          <w:sz w:val="20"/>
+        </w:rPr>
+        <w:t>2)  ping -c 3 8.8.8.8                     # From 10.0.2.1 ... Unreachable 이면 확진</w:t>
+      </w:r>
+    </w:p>
+    <w:p>
+      <w:pPr>
+        <w:spacing w:after="20"/>
+        <w:ind w:left="400"/>
+      </w:pPr>
+      <w:r>
+        <w:rPr>
+          <w:rFonts w:ascii="Courier New" w:hAnsi="Courier New"/>
+          <w:b/>
+          <w:sz w:val="20"/>
+        </w:rPr>
+        <w:t>3)  nmcli con mod ens160 ipv4.route-metric 100</w:t>
+      </w:r>
+    </w:p>
+    <w:p>
+      <w:pPr>
+        <w:spacing w:after="20"/>
+        <w:ind w:left="400"/>
+      </w:pPr>
+      <w:r>
+        <w:rPr>
+          <w:rFonts w:ascii="Courier New" w:hAnsi="Courier New"/>
+          <w:b/>
+          <w:sz w:val="20"/>
+        </w:rPr>
+        <w:t>4)  nmcli con mod ens192 ipv4.route-metric 200</w:t>
+      </w:r>
+    </w:p>
+    <w:p>
+      <w:pPr>
+        <w:spacing w:after="20"/>
+        <w:ind w:left="400"/>
+      </w:pPr>
+      <w:r>
+        <w:rPr>
+          <w:rFonts w:ascii="Courier New" w:hAnsi="Courier New"/>
+          <w:b/>
+          <w:sz w:val="20"/>
+        </w:rPr>
+        <w:t>5)  nmcli con up ens160 &amp;&amp; nmcli con up ens192</w:t>
+      </w:r>
+    </w:p>
+    <w:p>
+      <w:pPr>
+        <w:spacing w:after="20"/>
+        <w:ind w:left="400"/>
+      </w:pPr>
+      <w:r>
+        <w:rPr>
+          <w:rFonts w:ascii="Courier New" w:hAnsi="Courier New"/>
+          <w:b/>
+          <w:sz w:val="20"/>
+        </w:rPr>
+        <w:t>6)  ip route ; ping -c 3 8.8.8.8</w:t>
+      </w:r>
+    </w:p>
+    <w:p>
+      <w:pPr>
+        <w:spacing w:after="120"/>
+        <w:ind w:left="400"/>
+      </w:pPr>
+      <w:r>
+        <w:rPr>
+          <w:b/>
+          <w:sz w:val="19"/>
+        </w:rPr>
+        <w:t>✔ default via &lt;NAT gw&gt; dev ens160 metric 100 이 맨 위 / ping 성공</w:t>
+      </w:r>
+    </w:p>
+    <w:p>
+      <w:pPr>
+        <w:pStyle w:val="Heading2"/>
+      </w:pPr>
+      <w:r>
+        <w:t>Q5. 중복 연결 프로파일 제거</w:t>
+      </w:r>
+    </w:p>
+    <w:p>
+      <w:pPr>
+        <w:spacing w:after="60"/>
+      </w:pPr>
+      <w:r>
+        <w:rPr>
+          <w:sz w:val="21"/>
+        </w:rPr>
+        <w:t>nmcli warns: 'There is another connection with the name ens192'. Remove the duplicate and keep one working profile.</w:t>
+      </w:r>
+    </w:p>
+    <w:p>
+      <w:pPr>
+        <w:spacing w:after="20"/>
+        <w:ind w:left="400"/>
+      </w:pPr>
+      <w:r>
+        <w:rPr>
+          <w:sz w:val="19"/>
+        </w:rPr>
+        <w:t>[풀이]</w:t>
+      </w:r>
+    </w:p>
+    <w:p>
+      <w:pPr>
+        <w:spacing w:after="20"/>
+        <w:ind w:left="400"/>
+      </w:pPr>
+      <w:r>
+        <w:rPr>
+          <w:rFonts w:ascii="Courier New" w:hAnsi="Courier New"/>
+          <w:b/>
+          <w:sz w:val="20"/>
+        </w:rPr>
+        <w:t>1)  nmcli con show                        # ens192 가 두 줄인지 확인</w:t>
+      </w:r>
+    </w:p>
+    <w:p>
+      <w:pPr>
+        <w:spacing w:after="20"/>
+        <w:ind w:left="400"/>
+      </w:pPr>
+      <w:r>
+        <w:rPr>
+          <w:rFonts w:ascii="Courier New" w:hAnsi="Courier New"/>
+          <w:b/>
+          <w:sz w:val="20"/>
+        </w:rPr>
+        <w:t>2)  nmcli con delete &lt;UUID&gt;               # 중복 UUID 삭제</w:t>
+      </w:r>
+    </w:p>
+    <w:p>
+      <w:pPr>
+        <w:spacing w:after="20"/>
+        <w:ind w:left="400"/>
+      </w:pPr>
+      <w:r>
+        <w:rPr>
+          <w:rFonts w:ascii="Courier New" w:hAnsi="Courier New"/>
+          <w:b/>
+          <w:sz w:val="20"/>
+        </w:rPr>
+        <w:t>3)  nmcli con delete ens192               # 남은 것도 지우고 새로 만드는 편이 깔끔</w:t>
+      </w:r>
+    </w:p>
+    <w:p>
+      <w:pPr>
+        <w:spacing w:after="20"/>
+        <w:ind w:left="400"/>
+      </w:pPr>
+      <w:r>
+        <w:rPr>
+          <w:rFonts w:ascii="Courier New" w:hAnsi="Courier New"/>
+          <w:b/>
+          <w:sz w:val="20"/>
+        </w:rPr>
+        <w:t>4)  nmcli con add type ethernet ifname ens192 con-name ens192 ipv4.method manual ...</w:t>
+      </w:r>
+    </w:p>
+    <w:p>
+      <w:pPr>
+        <w:spacing w:after="20"/>
+        <w:ind w:left="400"/>
+      </w:pPr>
+      <w:r>
+        <w:rPr>
+          <w:rFonts w:ascii="Courier New" w:hAnsi="Courier New"/>
+          <w:b/>
+          <w:sz w:val="20"/>
+        </w:rPr>
+        <w:t>5)  nmcli con up ens192 ; nmcli con show</w:t>
+      </w:r>
+    </w:p>
+    <w:p>
+      <w:pPr>
+        <w:spacing w:after="120"/>
+        <w:ind w:left="400"/>
+      </w:pPr>
+      <w:r>
+        <w:rPr>
+          <w:b/>
+          <w:sz w:val="19"/>
+        </w:rPr>
+        <w:t>✔ ens192 가 한 줄만, DEVICE 열에 ens192 표시</w:t>
+      </w:r>
+    </w:p>
+    <w:p>
+      <w:pPr>
+        <w:pStyle w:val="Heading2"/>
+      </w:pPr>
+      <w:r>
+        <w:t>Q6. 인터페이스 이름과 바인딩 확인</w:t>
+      </w:r>
+    </w:p>
+    <w:p>
+      <w:pPr>
+        <w:spacing w:after="60"/>
+      </w:pPr>
+      <w:r>
+        <w:rPr>
+          <w:sz w:val="21"/>
+        </w:rPr>
+        <w:t>Identify which NIC is connected to the private network and confirm the NetworkManager profile is bound to it.</w:t>
+      </w:r>
+    </w:p>
+    <w:p>
+      <w:pPr>
+        <w:spacing w:after="20"/>
+        <w:ind w:left="400"/>
+      </w:pPr>
+      <w:r>
+        <w:rPr>
+          <w:sz w:val="19"/>
+        </w:rPr>
+        <w:t>[풀이]</w:t>
+      </w:r>
+    </w:p>
+    <w:p>
+      <w:pPr>
+        <w:spacing w:after="20"/>
+        <w:ind w:left="400"/>
+      </w:pPr>
+      <w:r>
+        <w:rPr>
+          <w:rFonts w:ascii="Courier New" w:hAnsi="Courier New"/>
+          <w:b/>
+          <w:sz w:val="20"/>
+        </w:rPr>
+        <w:t>1)  ip link show                          # 인터페이스 목록 + MAC</w:t>
+      </w:r>
+    </w:p>
+    <w:p>
+      <w:pPr>
+        <w:spacing w:after="20"/>
+        <w:ind w:left="400"/>
+      </w:pPr>
+      <w:r>
+        <w:rPr>
+          <w:rFonts w:ascii="Courier New" w:hAnsi="Courier New"/>
+          <w:b/>
+          <w:sz w:val="20"/>
+        </w:rPr>
+        <w:t>2)  nmcli device status                   # DEVICE / STATE / CONNECTION</w:t>
+      </w:r>
+    </w:p>
+    <w:p>
+      <w:pPr>
+        <w:spacing w:after="20"/>
+        <w:ind w:left="400"/>
+      </w:pPr>
+      <w:r>
+        <w:rPr>
+          <w:rFonts w:ascii="Courier New" w:hAnsi="Courier New"/>
+          <w:b/>
+          <w:sz w:val="20"/>
+        </w:rPr>
+        <w:t>3)  nmcli con show                        # DEVICE 열이 '--' 면 미연결</w:t>
+      </w:r>
+    </w:p>
+    <w:p>
+      <w:pPr>
+        <w:spacing w:after="20"/>
+        <w:ind w:left="400"/>
+      </w:pPr>
+      <w:r>
+        <w:rPr>
+          <w:rFonts w:ascii="Courier New" w:hAnsi="Courier New"/>
+          <w:b/>
+          <w:sz w:val="20"/>
+        </w:rPr>
+        <w:t>4)  ifconfig ens192                       # MAC(ether)과 IP 대조</w:t>
+      </w:r>
+    </w:p>
+    <w:p>
+      <w:pPr>
+        <w:spacing w:after="120"/>
+        <w:ind w:left="400"/>
+      </w:pPr>
+      <w:r>
+        <w:rPr>
+          <w:b/>
+          <w:sz w:val="19"/>
+        </w:rPr>
+        <w:t>✔ nmcli con show 의 DEVICE 열에 ens192 가 표시되고 STATE 가 connected</w:t>
+      </w:r>
+    </w:p>
+    <w:p>
+      <w:pPr>
+        <w:pStyle w:val="Heading2"/>
+      </w:pPr>
+      <w:r>
+        <w:t>Q7. Windows 정적 IP 설정</w:t>
+      </w:r>
+    </w:p>
+    <w:p>
+      <w:pPr>
+        <w:spacing w:after="60"/>
+      </w:pPr>
+      <w:r>
+        <w:rPr>
+          <w:sz w:val="21"/>
+        </w:rPr>
+        <w:t>Configure Ethernet1 on Windows Server with static IP 10.0.2.2/24.</w:t>
+      </w:r>
+    </w:p>
+    <w:p>
+      <w:pPr>
+        <w:spacing w:after="20"/>
+        <w:ind w:left="400"/>
+      </w:pPr>
+      <w:r>
+        <w:rPr>
+          <w:sz w:val="19"/>
+        </w:rPr>
+        <w:t>[풀이] PowerShell 관리자</w:t>
+      </w:r>
+    </w:p>
+    <w:p>
+      <w:pPr>
+        <w:spacing w:after="20"/>
+        <w:ind w:left="400"/>
+      </w:pPr>
+      <w:r>
+        <w:rPr>
+          <w:rFonts w:ascii="Courier New" w:hAnsi="Courier New"/>
+          <w:b/>
+          <w:sz w:val="20"/>
+        </w:rPr>
+        <w:t>1)  Get-NetAdapter | Select Name, MacAddress, Status</w:t>
+      </w:r>
+    </w:p>
+    <w:p>
+      <w:pPr>
+        <w:spacing w:after="20"/>
+        <w:ind w:left="400"/>
+      </w:pPr>
+      <w:r>
+        <w:rPr>
+          <w:rFonts w:ascii="Courier New" w:hAnsi="Courier New"/>
+          <w:b/>
+          <w:sz w:val="20"/>
+        </w:rPr>
+        <w:t>2)  Set-NetIPInterface -InterfaceAlias "Ethernet1" -Dhcp Disabled</w:t>
+      </w:r>
+    </w:p>
+    <w:p>
+      <w:pPr>
+        <w:spacing w:after="20"/>
+        <w:ind w:left="400"/>
+      </w:pPr>
+      <w:r>
+        <w:rPr>
+          <w:rFonts w:ascii="Courier New" w:hAnsi="Courier New"/>
+          <w:b/>
+          <w:sz w:val="20"/>
+        </w:rPr>
+        <w:t>3)  New-NetIPAddress -InterfaceAlias "Ethernet1" -IPAddress 10.0.2.2 -PrefixLength 24</w:t>
+      </w:r>
+    </w:p>
+    <w:p>
+      <w:pPr>
+        <w:spacing w:after="20"/>
+        <w:ind w:left="400"/>
+      </w:pPr>
+      <w:r>
+        <w:rPr>
+          <w:rFonts w:ascii="Courier New" w:hAnsi="Courier New"/>
+          <w:b/>
+          <w:sz w:val="20"/>
+        </w:rPr>
+        <w:t>4)  ipconfig /all</w:t>
+      </w:r>
+    </w:p>
+    <w:p>
+      <w:pPr>
+        <w:spacing w:after="120"/>
+        <w:ind w:left="400"/>
+      </w:pPr>
+      <w:r>
+        <w:rPr>
+          <w:b/>
+          <w:sz w:val="19"/>
+        </w:rPr>
+        <w:t>✔ Ethernet1 → DHCP Enabled: No / IPv4 Address: 10.0.2.2 / Subnet Mask 255.255.255.0</w:t>
+      </w:r>
+    </w:p>
+    <w:p>
+      <w:pPr>
+        <w:pStyle w:val="Heading2"/>
+      </w:pPr>
+      <w:r>
+        <w:t>Q8. Windows 호스트명·DNS 접미사·어댑터 이름</w:t>
+      </w:r>
+    </w:p>
+    <w:p>
+      <w:pPr>
+        <w:spacing w:after="60"/>
+      </w:pPr>
+      <w:r>
+        <w:rPr>
+          <w:sz w:val="21"/>
+        </w:rPr>
+        <w:t>Set the Windows hostname to Win, the primary DNS suffix to it.uts.edu.au, and rename the private adapter to Ethernet1.</w:t>
+      </w:r>
+    </w:p>
+    <w:p>
+      <w:pPr>
+        <w:spacing w:after="20"/>
+        <w:ind w:left="400"/>
+      </w:pPr>
+      <w:r>
+        <w:rPr>
+          <w:sz w:val="19"/>
+        </w:rPr>
+        <w:t>[풀이]</w:t>
+      </w:r>
+    </w:p>
+    <w:p>
+      <w:pPr>
+        <w:spacing w:after="20"/>
+        <w:ind w:left="400"/>
+      </w:pPr>
+      <w:r>
+        <w:rPr>
+          <w:sz w:val="19"/>
+        </w:rPr>
+        <w:t>1)  Search → ncpa.cpl → 해당 어댑터 우클릭 → Rename → Ethernet1</w:t>
+      </w:r>
+    </w:p>
+    <w:p>
+      <w:pPr>
+        <w:spacing w:after="20"/>
+        <w:ind w:left="400"/>
+      </w:pPr>
+      <w:r>
+        <w:rPr>
+          <w:sz w:val="19"/>
+        </w:rPr>
+        <w:t xml:space="preserve">    "이름이 이미 존재" 오류 시: devmgmt.msc → View → Show hidden devices</w:t>
+      </w:r>
+    </w:p>
+    <w:p>
+      <w:pPr>
+        <w:spacing w:after="20"/>
+        <w:ind w:left="400"/>
+      </w:pPr>
+      <w:r>
+        <w:rPr>
+          <w:sz w:val="19"/>
+        </w:rPr>
+        <w:t xml:space="preserve">    → Network adapters → 흐릿한 항목 우클릭 → Uninstall device → 재시도</w:t>
+      </w:r>
+    </w:p>
+    <w:p>
+      <w:pPr>
+        <w:spacing w:after="20"/>
+        <w:ind w:left="400"/>
+      </w:pPr>
+      <w:r>
+        <w:rPr>
+          <w:sz w:val="19"/>
+        </w:rPr>
+        <w:t>2)  Search → sysdm.cpl → Computer Name 탭 → Change...</w:t>
+      </w:r>
+    </w:p>
+    <w:p>
+      <w:pPr>
+        <w:spacing w:after="20"/>
+        <w:ind w:left="400"/>
+      </w:pPr>
+      <w:r>
+        <w:rPr>
+          <w:sz w:val="19"/>
+        </w:rPr>
+        <w:t xml:space="preserve">    Computer name: Win / More... → Primary DNS suffix: it.uts.edu.au → OK → 재부팅</w:t>
+      </w:r>
+    </w:p>
+    <w:p>
+      <w:pPr>
+        <w:spacing w:after="20"/>
+        <w:ind w:left="400"/>
+      </w:pPr>
+      <w:r>
+        <w:rPr>
+          <w:rFonts w:ascii="Courier New" w:hAnsi="Courier New"/>
+          <w:b/>
+          <w:sz w:val="20"/>
+        </w:rPr>
+        <w:t>3)  ipconfig /all</w:t>
+      </w:r>
+    </w:p>
+    <w:p>
+      <w:pPr>
+        <w:spacing w:after="120"/>
+        <w:ind w:left="400"/>
+      </w:pPr>
+      <w:r>
+        <w:rPr>
+          <w:b/>
+          <w:sz w:val="19"/>
+        </w:rPr>
+        <w:t>✔ Host Name: Win / Primary Dns Suffix: it.uts.edu.au / 어댑터 이름 Ethernet1</w:t>
+      </w:r>
+    </w:p>
+    <w:p>
+      <w:pPr>
+        <w:pStyle w:val="Heading2"/>
+      </w:pPr>
+      <w:r>
+        <w:t>Q9. Windows를 DHCP 클라이언트로 전환</w:t>
+      </w:r>
+    </w:p>
+    <w:p>
+      <w:pPr>
+        <w:spacing w:after="60"/>
+      </w:pPr>
+      <w:r>
+        <w:rPr>
+          <w:sz w:val="21"/>
+        </w:rPr>
+        <w:t>Configure Ethernet1 to obtain an IP address and DNS server automatically, then renew the lease.</w:t>
+      </w:r>
+    </w:p>
+    <w:p>
+      <w:pPr>
+        <w:spacing w:after="20"/>
+        <w:ind w:left="400"/>
+      </w:pPr>
+      <w:r>
+        <w:rPr>
+          <w:sz w:val="19"/>
+        </w:rPr>
+        <w:t>[풀이] PowerShell 관리자</w:t>
+      </w:r>
+    </w:p>
+    <w:p>
+      <w:pPr>
+        <w:spacing w:after="20"/>
+        <w:ind w:left="400"/>
+      </w:pPr>
+      <w:r>
+        <w:rPr>
+          <w:rFonts w:ascii="Courier New" w:hAnsi="Courier New"/>
+          <w:b/>
+          <w:sz w:val="20"/>
+        </w:rPr>
+        <w:t>1)  Remove-NetIPAddress -InterfaceAlias "Ethernet1" -Confirm:$false     # 정적 주소 제거</w:t>
+      </w:r>
+    </w:p>
+    <w:p>
+      <w:pPr>
+        <w:spacing w:after="20"/>
+        <w:ind w:left="400"/>
+      </w:pPr>
+      <w:r>
+        <w:rPr>
+          <w:rFonts w:ascii="Courier New" w:hAnsi="Courier New"/>
+          <w:b/>
+          <w:sz w:val="20"/>
+        </w:rPr>
+        <w:t>2)  Set-NetIPInterface -InterfaceAlias "Ethernet1" -Dhcp Enabled</w:t>
+      </w:r>
+    </w:p>
+    <w:p>
+      <w:pPr>
+        <w:spacing w:after="20"/>
+        <w:ind w:left="400"/>
+      </w:pPr>
+      <w:r>
+        <w:rPr>
+          <w:rFonts w:ascii="Courier New" w:hAnsi="Courier New"/>
+          <w:b/>
+          <w:sz w:val="20"/>
+        </w:rPr>
+        <w:t>3)  ipconfig /release</w:t>
+      </w:r>
+    </w:p>
+    <w:p>
+      <w:pPr>
+        <w:spacing w:after="20"/>
+        <w:ind w:left="400"/>
+      </w:pPr>
+      <w:r>
+        <w:rPr>
+          <w:rFonts w:ascii="Courier New" w:hAnsi="Courier New"/>
+          <w:b/>
+          <w:sz w:val="20"/>
+        </w:rPr>
+        <w:t>4)  ipconfig /renew</w:t>
+      </w:r>
+    </w:p>
+    <w:p>
+      <w:pPr>
+        <w:spacing w:after="20"/>
+        <w:ind w:left="400"/>
+      </w:pPr>
+      <w:r>
+        <w:rPr>
+          <w:rFonts w:ascii="Courier New" w:hAnsi="Courier New"/>
+          <w:b/>
+          <w:sz w:val="20"/>
+        </w:rPr>
+        <w:t>5)  ipconfig /all</w:t>
+      </w:r>
+    </w:p>
+    <w:p>
+      <w:pPr>
+        <w:spacing w:after="120"/>
+        <w:ind w:left="400"/>
+      </w:pPr>
+      <w:r>
+        <w:rPr>
+          <w:b/>
+          <w:sz w:val="19"/>
+        </w:rPr>
+        <w:t>✔ DHCP Enabled: Yes / IPv4 가 pool 범위 안 / DHCP Server 주소 표시</w:t>
+      </w:r>
+    </w:p>
+    <w:p>
+      <w:pPr>
+        <w:spacing w:after="20"/>
+        <w:ind w:left="400"/>
+      </w:pPr>
+      <w:r>
+        <w:rPr>
+          <w:sz w:val="19"/>
+        </w:rPr>
+        <w:t>169.254.x.x (APIPA) 가 나오면 DHCP 서버가 응답하지 않은 것 → Q19 참고</w:t>
+      </w:r>
+    </w:p>
+    <w:p>
+      <w:pPr>
+        <w:pStyle w:val="Heading2"/>
+      </w:pPr>
+      <w:r>
+        <w:t>Q10. CentOS에 kea DHCP 서버 구성 (Lab 4a)</w:t>
+      </w:r>
+    </w:p>
+    <w:p>
+      <w:pPr>
+        <w:spacing w:after="60"/>
+      </w:pPr>
+      <w:r>
+        <w:rPr>
+          <w:sz w:val="21"/>
+        </w:rPr>
+        <w:t>Configure a DHCP4 service on CentOS: interface ens192, subnet 10.0.2.0/24, pool 10.0.2.101-10.0.2.200, router 10.0.2.1, DNS 8.8.8.8, domain it.uts.edu.au.</w:t>
+      </w:r>
+    </w:p>
+    <w:p>
+      <w:pPr>
+        <w:spacing w:after="20"/>
+        <w:ind w:left="400"/>
+      </w:pPr>
+      <w:r>
+        <w:rPr>
+          <w:sz w:val="19"/>
+        </w:rPr>
+        <w:t>[풀이]</w:t>
+      </w:r>
+    </w:p>
+    <w:p>
+      <w:pPr>
+        <w:spacing w:after="20"/>
+        <w:ind w:left="400"/>
+      </w:pPr>
+      <w:r>
+        <w:rPr>
+          <w:rFonts w:ascii="Courier New" w:hAnsi="Courier New"/>
+          <w:b/>
+          <w:sz w:val="20"/>
+        </w:rPr>
+        <w:t>1)  dnf install -y kea</w:t>
+      </w:r>
+    </w:p>
+    <w:p>
+      <w:pPr>
+        <w:spacing w:after="20"/>
+        <w:ind w:left="400"/>
+      </w:pPr>
+      <w:r>
+        <w:rPr>
+          <w:rFonts w:ascii="Courier New" w:hAnsi="Courier New"/>
+          <w:b/>
+          <w:sz w:val="20"/>
+        </w:rPr>
+        <w:t>2)  cp /etc/kea/kea-dhcp4.conf /etc/kea/kea-dhcp4.conf.orig</w:t>
+      </w:r>
+    </w:p>
+    <w:p>
+      <w:pPr>
+        <w:spacing w:after="20"/>
+        <w:ind w:left="400"/>
+      </w:pPr>
+      <w:r>
+        <w:rPr>
+          <w:rFonts w:ascii="Courier New" w:hAnsi="Courier New"/>
+          <w:b/>
+          <w:sz w:val="20"/>
+        </w:rPr>
+        <w:t>3)  vi /etc/kea/kea-dhcp4.conf            # 아래 4곳 수정</w:t>
+      </w:r>
+    </w:p>
+    <w:p>
+      <w:pPr>
+        <w:spacing w:after="20"/>
+        <w:ind w:left="400"/>
+      </w:pPr>
+      <w:r>
+        <w:rPr>
+          <w:rFonts w:ascii="Courier New" w:hAnsi="Courier New"/>
+          <w:b/>
+          <w:sz w:val="20"/>
+        </w:rPr>
+        <w:t xml:space="preserve">      "interfaces-config": { "interfaces": [ "ens192" ] },</w:t>
+      </w:r>
+    </w:p>
+    <w:p>
+      <w:pPr>
+        <w:spacing w:after="20"/>
+        <w:ind w:left="400"/>
+      </w:pPr>
+      <w:r>
+        <w:rPr>
+          <w:rFonts w:ascii="Courier New" w:hAnsi="Courier New"/>
+          <w:b/>
+          <w:sz w:val="20"/>
+        </w:rPr>
+        <w:t xml:space="preserve">      "subnet": "10.0.2.0/24",</w:t>
+      </w:r>
+    </w:p>
+    <w:p>
+      <w:pPr>
+        <w:spacing w:after="20"/>
+        <w:ind w:left="400"/>
+      </w:pPr>
+      <w:r>
+        <w:rPr>
+          <w:rFonts w:ascii="Courier New" w:hAnsi="Courier New"/>
+          <w:b/>
+          <w:sz w:val="20"/>
+        </w:rPr>
+        <w:t xml:space="preserve">      "pools": [ { "pool": "10.0.2.101 - 10.0.2.200" } ],</w:t>
+      </w:r>
+    </w:p>
+    <w:p>
+      <w:pPr>
+        <w:spacing w:after="20"/>
+        <w:ind w:left="400"/>
+      </w:pPr>
+      <w:r>
+        <w:rPr>
+          <w:rFonts w:ascii="Courier New" w:hAnsi="Courier New"/>
+          <w:b/>
+          <w:sz w:val="20"/>
+        </w:rPr>
+        <w:t xml:space="preserve">      "option-data": [</w:t>
+      </w:r>
+    </w:p>
+    <w:p>
+      <w:pPr>
+        <w:spacing w:after="20"/>
+        <w:ind w:left="400"/>
+      </w:pPr>
+      <w:r>
+        <w:rPr>
+          <w:rFonts w:ascii="Courier New" w:hAnsi="Courier New"/>
+          <w:b/>
+          <w:sz w:val="20"/>
+        </w:rPr>
+        <w:t xml:space="preserve">        { "name": "routers",             "data": "10.0.2.1" },</w:t>
+      </w:r>
+    </w:p>
+    <w:p>
+      <w:pPr>
+        <w:spacing w:after="20"/>
+        <w:ind w:left="400"/>
+      </w:pPr>
+      <w:r>
+        <w:rPr>
+          <w:rFonts w:ascii="Courier New" w:hAnsi="Courier New"/>
+          <w:b/>
+          <w:sz w:val="20"/>
+        </w:rPr>
+        <w:t xml:space="preserve">        { "name": "domain-name-servers", "data": "8.8.8.8" },</w:t>
+      </w:r>
+    </w:p>
+    <w:p>
+      <w:pPr>
+        <w:spacing w:after="20"/>
+        <w:ind w:left="400"/>
+      </w:pPr>
+      <w:r>
+        <w:rPr>
+          <w:rFonts w:ascii="Courier New" w:hAnsi="Courier New"/>
+          <w:b/>
+          <w:sz w:val="20"/>
+        </w:rPr>
+        <w:t xml:space="preserve">        { "name": "domain-name",         "data": "it.uts.edu.au" },</w:t>
+      </w:r>
+    </w:p>
+    <w:p>
+      <w:pPr>
+        <w:spacing w:after="20"/>
+        <w:ind w:left="400"/>
+      </w:pPr>
+      <w:r>
+        <w:rPr>
+          <w:rFonts w:ascii="Courier New" w:hAnsi="Courier New"/>
+          <w:b/>
+          <w:sz w:val="20"/>
+        </w:rPr>
+        <w:t xml:space="preserve">        { "name": "domain-search",       "data": "it.uts.edu.au" } ]</w:t>
+      </w:r>
+    </w:p>
+    <w:p>
+      <w:pPr>
+        <w:spacing w:after="20"/>
+        <w:ind w:left="400"/>
+      </w:pPr>
+      <w:r>
+        <w:rPr>
+          <w:rFonts w:ascii="Courier New" w:hAnsi="Courier New"/>
+          <w:b/>
+          <w:sz w:val="20"/>
+        </w:rPr>
+        <w:t>4)  kea-dhcp4 -t /etc/kea/kea-dhcp4.conf   # 문법 검사</w:t>
+      </w:r>
+    </w:p>
+    <w:p>
+      <w:pPr>
+        <w:spacing w:after="20"/>
+        <w:ind w:left="400"/>
+      </w:pPr>
+      <w:r>
+        <w:rPr>
+          <w:rFonts w:ascii="Courier New" w:hAnsi="Courier New"/>
+          <w:b/>
+          <w:sz w:val="20"/>
+        </w:rPr>
+        <w:t>5)  firewall-cmd --add-service=dhcp --permanent &amp;&amp; firewall-cmd --reload</w:t>
+      </w:r>
+    </w:p>
+    <w:p>
+      <w:pPr>
+        <w:spacing w:after="20"/>
+        <w:ind w:left="400"/>
+      </w:pPr>
+      <w:r>
+        <w:rPr>
+          <w:rFonts w:ascii="Courier New" w:hAnsi="Courier New"/>
+          <w:b/>
+          <w:sz w:val="20"/>
+        </w:rPr>
+        <w:t>6)  systemctl start kea-dhcp4 &amp;&amp; systemctl status kea-dhcp4</w:t>
+      </w:r>
+    </w:p>
+    <w:p>
+      <w:pPr>
+        <w:spacing w:after="120"/>
+        <w:ind w:left="400"/>
+      </w:pPr>
+      <w:r>
+        <w:rPr>
+          <w:b/>
+          <w:sz w:val="19"/>
+        </w:rPr>
+        <w:t>✔ Active: active (running) / Status: "Dispatching packets..." / listening on interface ens192</w:t>
+      </w:r>
+    </w:p>
+    <w:p>
+      <w:pPr>
+        <w:spacing w:after="20"/>
+        <w:ind w:left="400"/>
+      </w:pPr>
+      <w:r>
+        <w:rPr>
+          <w:sz w:val="19"/>
+        </w:rPr>
+        <w:t>★ control-socket 경로 오류 시: /run/kea → /var/run/kea 로 수정</w:t>
+      </w:r>
+    </w:p>
+    <w:p>
+      <w:pPr>
+        <w:spacing w:after="20"/>
+        <w:ind w:left="400"/>
+      </w:pPr>
+      <w:r>
+        <w:rPr>
+          <w:sz w:val="19"/>
+        </w:rPr>
+        <w:t>★ domain-name(code 15) 을 빼면 Windows의 Connection-specific DNS Suffix 가 채워지지 않음</w:t>
+      </w:r>
+    </w:p>
+    <w:p>
+      <w:pPr>
+        <w:pStyle w:val="Heading2"/>
+      </w:pPr>
+      <w:r>
+        <w:t>Q11. 기존 kea 설정의 pool 범위 변경</w:t>
+      </w:r>
+    </w:p>
+    <w:p>
+      <w:pPr>
+        <w:spacing w:after="60"/>
+      </w:pPr>
+      <w:r>
+        <w:rPr>
+          <w:sz w:val="21"/>
+        </w:rPr>
+        <w:t>Change the existing DHCP pool to 10.0.2.150 - 10.0.2.180 and confirm.</w:t>
+      </w:r>
+    </w:p>
+    <w:p>
+      <w:pPr>
+        <w:spacing w:after="20"/>
+        <w:ind w:left="400"/>
+      </w:pPr>
+      <w:r>
+        <w:rPr>
+          <w:sz w:val="19"/>
+        </w:rPr>
+        <w:t>[풀이]</w:t>
+      </w:r>
+    </w:p>
+    <w:p>
+      <w:pPr>
+        <w:spacing w:after="20"/>
+        <w:ind w:left="400"/>
+      </w:pPr>
+      <w:r>
+        <w:rPr>
+          <w:rFonts w:ascii="Courier New" w:hAnsi="Courier New"/>
+          <w:b/>
+          <w:sz w:val="20"/>
+        </w:rPr>
+        <w:t>1)  vi /etc/kea/kea-dhcp4.conf            # pools 항목 수정</w:t>
+      </w:r>
+    </w:p>
+    <w:p>
+      <w:pPr>
+        <w:spacing w:after="20"/>
+        <w:ind w:left="400"/>
+      </w:pPr>
+      <w:r>
+        <w:rPr>
+          <w:rFonts w:ascii="Courier New" w:hAnsi="Courier New"/>
+          <w:b/>
+          <w:sz w:val="20"/>
+        </w:rPr>
+        <w:t xml:space="preserve">      "pools": [ { "pool": "10.0.2.150 - 10.0.2.180" } ],</w:t>
+      </w:r>
+    </w:p>
+    <w:p>
+      <w:pPr>
+        <w:spacing w:after="20"/>
+        <w:ind w:left="400"/>
+      </w:pPr>
+      <w:r>
+        <w:rPr>
+          <w:rFonts w:ascii="Courier New" w:hAnsi="Courier New"/>
+          <w:b/>
+          <w:sz w:val="20"/>
+        </w:rPr>
+        <w:t>2)  kea-dhcp4 -t /etc/kea/kea-dhcp4.conf</w:t>
+      </w:r>
+    </w:p>
+    <w:p>
+      <w:pPr>
+        <w:spacing w:after="20"/>
+        <w:ind w:left="400"/>
+      </w:pPr>
+      <w:r>
+        <w:rPr>
+          <w:rFonts w:ascii="Courier New" w:hAnsi="Courier New"/>
+          <w:b/>
+          <w:sz w:val="20"/>
+        </w:rPr>
+        <w:t>3)  systemctl restart kea-dhcp4</w:t>
+      </w:r>
+    </w:p>
+    <w:p>
+      <w:pPr>
+        <w:spacing w:after="20"/>
+        <w:ind w:left="400"/>
+      </w:pPr>
+      <w:r>
+        <w:rPr>
+          <w:rFonts w:ascii="Courier New" w:hAnsi="Courier New"/>
+          <w:b/>
+          <w:sz w:val="20"/>
+        </w:rPr>
+        <w:t>4)  sed -n '/"subnet4"/,/]/p' /etc/kea/kea-dhcp4.conf</w:t>
+      </w:r>
+    </w:p>
+    <w:p>
+      <w:pPr>
+        <w:spacing w:after="20"/>
+        <w:ind w:left="400"/>
+      </w:pPr>
+      <w:r>
+        <w:rPr>
+          <w:sz w:val="19"/>
+        </w:rPr>
+        <w:t>5)  클라이언트에서 ipconfig /release → /renew</w:t>
+      </w:r>
+    </w:p>
+    <w:p>
+      <w:pPr>
+        <w:spacing w:after="120"/>
+        <w:ind w:left="400"/>
+      </w:pPr>
+      <w:r>
+        <w:rPr>
+          <w:b/>
+          <w:sz w:val="19"/>
+        </w:rPr>
+        <w:t>✔ 클라이언트가 10.0.2.150~180 범위의 주소를 받음</w:t>
+      </w:r>
+    </w:p>
+    <w:p>
+      <w:pPr>
+        <w:pStyle w:val="Heading2"/>
+      </w:pPr>
+      <w:r>
+        <w:t>Q12. kea에 예약(Reservation) 추가</w:t>
+      </w:r>
+    </w:p>
+    <w:p>
+      <w:pPr>
+        <w:spacing w:after="60"/>
+      </w:pPr>
+      <w:r>
+        <w:rPr>
+          <w:sz w:val="21"/>
+        </w:rPr>
+        <w:t>Reserve the IP address 10.0.2.254 for the client whose MAC address is b6:39:1f:d2:af:b0.</w:t>
+      </w:r>
+    </w:p>
+    <w:p>
+      <w:pPr>
+        <w:spacing w:after="20"/>
+        <w:ind w:left="400"/>
+      </w:pPr>
+      <w:r>
+        <w:rPr>
+          <w:sz w:val="19"/>
+        </w:rPr>
+        <w:t>[풀이]</w:t>
+      </w:r>
+    </w:p>
+    <w:p>
+      <w:pPr>
+        <w:spacing w:after="20"/>
+        <w:ind w:left="400"/>
+      </w:pPr>
+      <w:r>
+        <w:rPr>
+          <w:rFonts w:ascii="Courier New" w:hAnsi="Courier New"/>
+          <w:b/>
+          <w:sz w:val="20"/>
+        </w:rPr>
+        <w:t>1)  vi /etc/kea/kea-dhcp4.conf            # subnet4 블록 안에 추가</w:t>
+      </w:r>
+    </w:p>
+    <w:p>
+      <w:pPr>
+        <w:spacing w:after="20"/>
+        <w:ind w:left="400"/>
+      </w:pPr>
+      <w:r>
+        <w:rPr>
+          <w:rFonts w:ascii="Courier New" w:hAnsi="Courier New"/>
+          <w:b/>
+          <w:sz w:val="20"/>
+        </w:rPr>
+        <w:t xml:space="preserve">      "reservations": [</w:t>
+      </w:r>
+    </w:p>
+    <w:p>
+      <w:pPr>
+        <w:spacing w:after="20"/>
+        <w:ind w:left="400"/>
+      </w:pPr>
+      <w:r>
+        <w:rPr>
+          <w:rFonts w:ascii="Courier New" w:hAnsi="Courier New"/>
+          <w:b/>
+          <w:sz w:val="20"/>
+        </w:rPr>
+        <w:t xml:space="preserve">        { "hw-address": "b6:39:1f:d2:af:b0", "ip-address": "10.0.2.254" } ]</w:t>
+      </w:r>
+    </w:p>
+    <w:p>
+      <w:pPr>
+        <w:spacing w:after="20"/>
+        <w:ind w:left="400"/>
+      </w:pPr>
+      <w:r>
+        <w:rPr>
+          <w:rFonts w:ascii="Courier New" w:hAnsi="Courier New"/>
+          <w:b/>
+          <w:sz w:val="20"/>
+        </w:rPr>
+        <w:t>2)  kea-dhcp4 -t /etc/kea/kea-dhcp4.conf</w:t>
+      </w:r>
+    </w:p>
+    <w:p>
+      <w:pPr>
+        <w:spacing w:after="20"/>
+        <w:ind w:left="400"/>
+      </w:pPr>
+      <w:r>
+        <w:rPr>
+          <w:rFonts w:ascii="Courier New" w:hAnsi="Courier New"/>
+          <w:b/>
+          <w:sz w:val="20"/>
+        </w:rPr>
+        <w:t>3)  systemctl restart kea-dhcp4</w:t>
+      </w:r>
+    </w:p>
+    <w:p>
+      <w:pPr>
+        <w:spacing w:after="20"/>
+        <w:ind w:left="400"/>
+      </w:pPr>
+      <w:r>
+        <w:rPr>
+          <w:sz w:val="19"/>
+        </w:rPr>
+        <w:t>4)  클라이언트: ipconfig /release → ipconfig /renew</w:t>
+      </w:r>
+    </w:p>
+    <w:p>
+      <w:pPr>
+        <w:spacing w:after="20"/>
+        <w:ind w:left="400"/>
+      </w:pPr>
+      <w:r>
+        <w:rPr>
+          <w:rFonts w:ascii="Courier New" w:hAnsi="Courier New"/>
+          <w:b/>
+          <w:sz w:val="20"/>
+        </w:rPr>
+        <w:t>5)  tail /var/lib/kea/kea-leases4.csv</w:t>
+      </w:r>
+    </w:p>
+    <w:p>
+      <w:pPr>
+        <w:spacing w:after="120"/>
+        <w:ind w:left="400"/>
+      </w:pPr>
+      <w:r>
+        <w:rPr>
+          <w:b/>
+          <w:sz w:val="19"/>
+        </w:rPr>
+        <w:t>✔ 리스 로그에 10.0.2.254 와 해당 MAC 이 함께 기록됨</w:t>
+      </w:r>
+    </w:p>
+    <w:p>
+      <w:pPr>
+        <w:spacing w:after="20"/>
+        <w:ind w:left="400"/>
+      </w:pPr>
+      <w:r>
+        <w:rPr>
+          <w:sz w:val="19"/>
+        </w:rPr>
+        <w:t>★ Linux(kea)는 MAC 을 콜론(:) 으로 표기. Windows DHCP는 대시(-)</w:t>
+      </w:r>
+    </w:p>
+    <w:p>
+      <w:pPr>
+        <w:pStyle w:val="Heading2"/>
+      </w:pPr>
+      <w:r>
+        <w:t>Q13. DHCP 임대 로그 확인</w:t>
+      </w:r>
+    </w:p>
+    <w:p>
+      <w:pPr>
+        <w:spacing w:after="60"/>
+      </w:pPr>
+      <w:r>
+        <w:rPr>
+          <w:sz w:val="21"/>
+        </w:rPr>
+        <w:t>Show evidence that the DHCP server has issued a lease to the client.</w:t>
+      </w:r>
+    </w:p>
+    <w:p>
+      <w:pPr>
+        <w:spacing w:after="20"/>
+        <w:ind w:left="400"/>
+      </w:pPr>
+      <w:r>
+        <w:rPr>
+          <w:sz w:val="19"/>
+        </w:rPr>
+        <w:t>[풀이]</w:t>
+      </w:r>
+    </w:p>
+    <w:p>
+      <w:pPr>
+        <w:spacing w:after="20"/>
+        <w:ind w:left="400"/>
+      </w:pPr>
+      <w:r>
+        <w:rPr>
+          <w:rFonts w:ascii="Courier New" w:hAnsi="Courier New"/>
+          <w:b/>
+          <w:sz w:val="20"/>
+        </w:rPr>
+        <w:t>1)  systemctl status kea-dhcp4            # 서비스 동작 확인</w:t>
+      </w:r>
+    </w:p>
+    <w:p>
+      <w:pPr>
+        <w:spacing w:after="20"/>
+        <w:ind w:left="400"/>
+      </w:pPr>
+      <w:r>
+        <w:rPr>
+          <w:rFonts w:ascii="Courier New" w:hAnsi="Courier New"/>
+          <w:b/>
+          <w:sz w:val="20"/>
+        </w:rPr>
+        <w:t>2)  tail /var/lib/kea/kea-leases4.csv</w:t>
+      </w:r>
+    </w:p>
+    <w:p>
+      <w:pPr>
+        <w:spacing w:after="20"/>
+        <w:ind w:left="400"/>
+      </w:pPr>
+      <w:r>
+        <w:rPr>
+          <w:sz w:val="19"/>
+        </w:rPr>
+        <w:t>컬럼: address, hwaddr, client_id, valid_lifetime, expire, subnet_id, ..., hostname, state</w:t>
+      </w:r>
+    </w:p>
+    <w:p>
+      <w:pPr>
+        <w:spacing w:after="120"/>
+        <w:ind w:left="400"/>
+      </w:pPr>
+      <w:r>
+        <w:rPr>
+          <w:b/>
+          <w:sz w:val="19"/>
+        </w:rPr>
+        <w:t>✔ address 가 pool 범위 안, hwaddr 가 클라이언트 MAC, hostname 이 클라이언트 이름</w:t>
+      </w:r>
+    </w:p>
+    <w:p>
+      <w:pPr>
+        <w:spacing w:after="20"/>
+        <w:ind w:left="400"/>
+      </w:pPr>
+      <w:r>
+        <w:rPr>
+          <w:sz w:val="19"/>
+        </w:rPr>
+        <w:t>※ 클라이언트가 주소를 받은 뒤에 찍어야 내용이 나옴. 순서 주의.</w:t>
+      </w:r>
+    </w:p>
+    <w:p>
+      <w:pPr>
+        <w:pStyle w:val="Heading2"/>
+      </w:pPr>
+      <w:r>
+        <w:t>Q14. Windows에 DHCP Server 역할 설치 (Lab 4b)</w:t>
+      </w:r>
+    </w:p>
+    <w:p>
+      <w:pPr>
+        <w:spacing w:after="60"/>
+      </w:pPr>
+      <w:r>
+        <w:rPr>
+          <w:sz w:val="21"/>
+        </w:rPr>
+        <w:t>Install the DHCP Server role on Windows Server 2025.</w:t>
+      </w:r>
+    </w:p>
+    <w:p>
+      <w:pPr>
+        <w:spacing w:after="20"/>
+        <w:ind w:left="400"/>
+      </w:pPr>
+      <w:r>
+        <w:rPr>
+          <w:sz w:val="19"/>
+        </w:rPr>
+        <w:t>[풀이] 약 10분 소요</w:t>
+      </w:r>
+    </w:p>
+    <w:p>
+      <w:pPr>
+        <w:spacing w:after="20"/>
+        <w:ind w:left="400"/>
+      </w:pPr>
+      <w:r>
+        <w:rPr>
+          <w:sz w:val="19"/>
+        </w:rPr>
+        <w:t>1)  Server Manager → Manage → Add Roles and Features</w:t>
+      </w:r>
+    </w:p>
+    <w:p>
+      <w:pPr>
+        <w:spacing w:after="20"/>
+        <w:ind w:left="400"/>
+      </w:pPr>
+      <w:r>
+        <w:rPr>
+          <w:sz w:val="19"/>
+        </w:rPr>
+        <w:t>2)  Before You Begin → Next</w:t>
+      </w:r>
+    </w:p>
+    <w:p>
+      <w:pPr>
+        <w:spacing w:after="20"/>
+        <w:ind w:left="400"/>
+      </w:pPr>
+      <w:r>
+        <w:rPr>
+          <w:sz w:val="19"/>
+        </w:rPr>
+        <w:t>3)  Installation Type → Role-based or feature-based installation → Next</w:t>
+      </w:r>
+    </w:p>
+    <w:p>
+      <w:pPr>
+        <w:spacing w:after="20"/>
+        <w:ind w:left="400"/>
+      </w:pPr>
+      <w:r>
+        <w:rPr>
+          <w:sz w:val="19"/>
+        </w:rPr>
+        <w:t>4)  Server Selection → 서버 선택 → Next</w:t>
+      </w:r>
+    </w:p>
+    <w:p>
+      <w:pPr>
+        <w:spacing w:after="20"/>
+        <w:ind w:left="400"/>
+      </w:pPr>
+      <w:r>
+        <w:rPr>
+          <w:sz w:val="19"/>
+        </w:rPr>
+        <w:t>5)  Server Roles → DHCP Server 체크 → 팝업 Add Features → Next</w:t>
+      </w:r>
+    </w:p>
+    <w:p>
+      <w:pPr>
+        <w:spacing w:after="20"/>
+        <w:ind w:left="400"/>
+      </w:pPr>
+      <w:r>
+        <w:rPr>
+          <w:sz w:val="19"/>
+        </w:rPr>
+        <w:t xml:space="preserve">    ⚠ 'No static IP addresses were found' 경고 → Continue (정상)</w:t>
+      </w:r>
+    </w:p>
+    <w:p>
+      <w:pPr>
+        <w:spacing w:after="20"/>
+        <w:ind w:left="400"/>
+      </w:pPr>
+      <w:r>
+        <w:rPr>
+          <w:sz w:val="19"/>
+        </w:rPr>
+        <w:t>6)  Features → Next / DHCP Server → Next / Confirmation → Install</w:t>
+      </w:r>
+    </w:p>
+    <w:p>
+      <w:pPr>
+        <w:spacing w:after="20"/>
+        <w:ind w:left="400"/>
+      </w:pPr>
+      <w:r>
+        <w:rPr>
+          <w:sz w:val="19"/>
+        </w:rPr>
+        <w:t>7)  Results → Close</w:t>
+      </w:r>
+    </w:p>
+    <w:p>
+      <w:pPr>
+        <w:spacing w:after="20"/>
+        <w:ind w:left="400"/>
+      </w:pPr>
+      <w:r>
+        <w:rPr>
+          <w:sz w:val="19"/>
+        </w:rPr>
+        <w:t>8)  깃발(⚑) → Complete DHCP configuration</w:t>
+      </w:r>
+    </w:p>
+    <w:p>
+      <w:pPr>
+        <w:spacing w:after="20"/>
+        <w:ind w:left="400"/>
+      </w:pPr>
+      <w:r>
+        <w:rPr>
+          <w:sz w:val="19"/>
+        </w:rPr>
+        <w:t xml:space="preserve">    Authorization 에서 'Skip AD authorization' 선택 → Commit → Close</w:t>
+      </w:r>
+    </w:p>
+    <w:p>
+      <w:pPr>
+        <w:spacing w:after="20"/>
+        <w:ind w:left="400"/>
+      </w:pPr>
+      <w:r>
+        <w:rPr>
+          <w:sz w:val="19"/>
+        </w:rPr>
+        <w:t xml:space="preserve">    (워크그룹이라 AD 없음. WinRM 오류가 떠도 security groups 생성은 완료됨)</w:t>
+      </w:r>
+    </w:p>
+    <w:p>
+      <w:pPr>
+        <w:spacing w:after="20"/>
+        <w:ind w:left="400"/>
+      </w:pPr>
+      <w:r>
+        <w:rPr>
+          <w:rFonts w:ascii="Courier New" w:hAnsi="Courier New"/>
+          <w:b/>
+          <w:sz w:val="20"/>
+        </w:rPr>
+        <w:t>9)  Get-Service DHCPServer</w:t>
+      </w:r>
+    </w:p>
+    <w:p>
+      <w:pPr>
+        <w:spacing w:after="120"/>
+        <w:ind w:left="400"/>
+      </w:pPr>
+      <w:r>
+        <w:rPr>
+          <w:b/>
+          <w:sz w:val="19"/>
+        </w:rPr>
+        <w:t>✔ Status: Running / Server Manager Dashboard 에 DHCP 타일 생성</w:t>
+      </w:r>
+    </w:p>
+    <w:p>
+      <w:pPr>
+        <w:pStyle w:val="Heading2"/>
+      </w:pPr>
+      <w:r>
+        <w:t>Q15. Windows DHCP Scope 생성</w:t>
+      </w:r>
+    </w:p>
+    <w:p>
+      <w:pPr>
+        <w:spacing w:after="60"/>
+      </w:pPr>
+      <w:r>
+        <w:rPr>
+          <w:sz w:val="21"/>
+        </w:rPr>
+        <w:t>Create a scope: range 10.0.2.101-10.0.2.200, mask 255.255.255.0, router 10.0.2.1, DNS 8.8.8.8, domain it.uts.edu.au, and activate it.</w:t>
+      </w:r>
+    </w:p>
+    <w:p>
+      <w:pPr>
+        <w:spacing w:after="20"/>
+        <w:ind w:left="400"/>
+      </w:pPr>
+      <w:r>
+        <w:rPr>
+          <w:sz w:val="19"/>
+        </w:rPr>
+        <w:t>[전제] DHCP 서버 자신에게 해당 서브넷의 정적 IP가 있어야 함</w:t>
+      </w:r>
+    </w:p>
+    <w:p>
+      <w:pPr>
+        <w:spacing w:after="20"/>
+        <w:ind w:left="400"/>
+      </w:pPr>
+      <w:r>
+        <w:rPr>
+          <w:rFonts w:ascii="Courier New" w:hAnsi="Courier New"/>
+          <w:b/>
+          <w:sz w:val="20"/>
+        </w:rPr>
+        <w:t>1)  Set-NetIPInterface -InterfaceAlias "Ethernet1" -Dhcp Disabled</w:t>
+      </w:r>
+    </w:p>
+    <w:p>
+      <w:pPr>
+        <w:spacing w:after="20"/>
+        <w:ind w:left="400"/>
+      </w:pPr>
+      <w:r>
+        <w:rPr>
+          <w:rFonts w:ascii="Courier New" w:hAnsi="Courier New"/>
+          <w:b/>
+          <w:sz w:val="20"/>
+        </w:rPr>
+        <w:t xml:space="preserve">    New-NetIPAddress -InterfaceAlias "Ethernet1" -IPAddress 10.0.2.2 -PrefixLength 24</w:t>
+      </w:r>
+    </w:p>
+    <w:p>
+      <w:pPr>
+        <w:spacing w:after="20"/>
+        <w:ind w:left="400"/>
+      </w:pPr>
+      <w:r>
+        <w:rPr>
+          <w:sz w:val="19"/>
+        </w:rPr>
+        <w:t>2)  Server Manager → Tools → DHCP</w:t>
+      </w:r>
+    </w:p>
+    <w:p>
+      <w:pPr>
+        <w:spacing w:after="20"/>
+        <w:ind w:left="400"/>
+      </w:pPr>
+      <w:r>
+        <w:rPr>
+          <w:sz w:val="19"/>
+        </w:rPr>
+        <w:t>3)  좌측 트리 win.&lt;도메인&gt; 펼치기 → IPv4 우클릭 → New Scope...</w:t>
+      </w:r>
+    </w:p>
+    <w:p>
+      <w:pPr>
+        <w:spacing w:after="20"/>
+        <w:ind w:left="400"/>
+      </w:pPr>
+      <w:r>
+        <w:rPr>
+          <w:sz w:val="19"/>
+        </w:rPr>
+        <w:t>4)  Scope Name: LabScope → Next</w:t>
+      </w:r>
+    </w:p>
+    <w:p>
+      <w:pPr>
+        <w:spacing w:after="20"/>
+        <w:ind w:left="400"/>
+      </w:pPr>
+      <w:r>
+        <w:rPr>
+          <w:sz w:val="19"/>
+        </w:rPr>
+        <w:t>5)  Start 10.0.2.101 / End 10.0.2.200 / Length 24 → Next</w:t>
+      </w:r>
+    </w:p>
+    <w:p>
+      <w:pPr>
+        <w:spacing w:after="20"/>
+        <w:ind w:left="400"/>
+      </w:pPr>
+      <w:r>
+        <w:rPr>
+          <w:sz w:val="19"/>
+        </w:rPr>
+        <w:t>6)  Exclusions: 비움 → Next / Lease Duration: 기본 → Next</w:t>
+      </w:r>
+    </w:p>
+    <w:p>
+      <w:pPr>
+        <w:spacing w:after="20"/>
+        <w:ind w:left="400"/>
+      </w:pPr>
+      <w:r>
+        <w:rPr>
+          <w:sz w:val="19"/>
+        </w:rPr>
+        <w:t>7)  Configure options: Yes → Router 10.0.2.1 → Add → Next</w:t>
+      </w:r>
+    </w:p>
+    <w:p>
+      <w:pPr>
+        <w:spacing w:after="20"/>
+        <w:ind w:left="400"/>
+      </w:pPr>
+      <w:r>
+        <w:rPr>
+          <w:sz w:val="19"/>
+        </w:rPr>
+        <w:t>8)  Parent domain: it.uts.edu.au / DNS 8.8.8.8 → Add → Next</w:t>
+      </w:r>
+    </w:p>
+    <w:p>
+      <w:pPr>
+        <w:spacing w:after="20"/>
+        <w:ind w:left="400"/>
+      </w:pPr>
+      <w:r>
+        <w:rPr>
+          <w:sz w:val="19"/>
+        </w:rPr>
+        <w:t>9)  WINS: 건너뜀 → Next / Activate Scope: Yes → Next → Finish</w:t>
+      </w:r>
+    </w:p>
+    <w:p>
+      <w:pPr>
+        <w:spacing w:after="120"/>
+        <w:ind w:left="400"/>
+      </w:pPr>
+      <w:r>
+        <w:rPr>
+          <w:b/>
+          <w:sz w:val="19"/>
+        </w:rPr>
+        <w:t>✔ 트리에 Scope [10.0.2.0] LabScope 표시, IPv4 아이콘에 녹색 체크</w:t>
+      </w:r>
+    </w:p>
+    <w:p>
+      <w:pPr>
+        <w:spacing w:after="20"/>
+        <w:ind w:left="400"/>
+      </w:pPr>
+      <w:r>
+        <w:rPr>
+          <w:sz w:val="19"/>
+        </w:rPr>
+        <w:t>아이콘에 빨간 ↓ 가 있으면 비활성 → Scope 우클릭 → Activate</w:t>
+      </w:r>
+    </w:p>
+    <w:p>
+      <w:pPr>
+        <w:pStyle w:val="Heading2"/>
+      </w:pPr>
+      <w:r>
+        <w:t>Q16. Windows DHCP 예약 추가</w:t>
+      </w:r>
+    </w:p>
+    <w:p>
+      <w:pPr>
+        <w:spacing w:after="60"/>
+      </w:pPr>
+      <w:r>
+        <w:rPr>
+          <w:sz w:val="21"/>
+        </w:rPr>
+        <w:t>In the Windows DHCP console, reserve 10.0.2.30 for MAC 52-54-00-BB-00-01.</w:t>
+      </w:r>
+    </w:p>
+    <w:p>
+      <w:pPr>
+        <w:spacing w:after="20"/>
+        <w:ind w:left="400"/>
+      </w:pPr>
+      <w:r>
+        <w:rPr>
+          <w:sz w:val="19"/>
+        </w:rPr>
+        <w:t>[풀이]</w:t>
+      </w:r>
+    </w:p>
+    <w:p>
+      <w:pPr>
+        <w:spacing w:after="20"/>
+        <w:ind w:left="400"/>
+      </w:pPr>
+      <w:r>
+        <w:rPr>
+          <w:sz w:val="19"/>
+        </w:rPr>
+        <w:t>1)  Tools → DHCP → IPv4 → Scope 펼치기</w:t>
+      </w:r>
+    </w:p>
+    <w:p>
+      <w:pPr>
+        <w:spacing w:after="20"/>
+        <w:ind w:left="400"/>
+      </w:pPr>
+      <w:r>
+        <w:rPr>
+          <w:sz w:val="19"/>
+        </w:rPr>
+        <w:t>2)  Reservations 우클릭 → New Reservation...</w:t>
+      </w:r>
+    </w:p>
+    <w:p>
+      <w:pPr>
+        <w:spacing w:after="20"/>
+        <w:ind w:left="400"/>
+      </w:pPr>
+      <w:r>
+        <w:rPr>
+          <w:sz w:val="19"/>
+        </w:rPr>
+        <w:t>3)  Reservation name: 임의 / IP address: 10.0.2.30</w:t>
+      </w:r>
+    </w:p>
+    <w:p>
+      <w:pPr>
+        <w:spacing w:after="20"/>
+        <w:ind w:left="400"/>
+      </w:pPr>
+      <w:r>
+        <w:rPr>
+          <w:sz w:val="19"/>
+        </w:rPr>
+        <w:t>4)  MAC address: 52-54-00-BB-00-01     ← ★ 대시(-) 구분</w:t>
+      </w:r>
+    </w:p>
+    <w:p>
+      <w:pPr>
+        <w:spacing w:after="20"/>
+        <w:ind w:left="400"/>
+      </w:pPr>
+      <w:r>
+        <w:rPr>
+          <w:sz w:val="19"/>
+        </w:rPr>
+        <w:t>5)  Add → Close</w:t>
+      </w:r>
+    </w:p>
+    <w:p>
+      <w:pPr>
+        <w:spacing w:after="20"/>
+        <w:ind w:left="400"/>
+      </w:pPr>
+      <w:r>
+        <w:rPr>
+          <w:sz w:val="19"/>
+        </w:rPr>
+        <w:t>6)  클라이언트에서 갱신</w:t>
+      </w:r>
+    </w:p>
+    <w:p>
+      <w:pPr>
+        <w:spacing w:after="20"/>
+        <w:ind w:left="400"/>
+      </w:pPr>
+      <w:r>
+        <w:rPr>
+          <w:rFonts w:ascii="Courier New" w:hAnsi="Courier New"/>
+          <w:b/>
+          <w:sz w:val="20"/>
+        </w:rPr>
+        <w:t xml:space="preserve">    ip addr show ens192      (CentOS)   또는   ipconfig /renew  (Windows)</w:t>
+      </w:r>
+    </w:p>
+    <w:p>
+      <w:pPr>
+        <w:spacing w:after="120"/>
+        <w:ind w:left="400"/>
+      </w:pPr>
+      <w:r>
+        <w:rPr>
+          <w:b/>
+          <w:sz w:val="19"/>
+        </w:rPr>
+        <w:t>✔ Address Leases 또는 Reservations 목록에 10.0.2.30 표시</w:t>
+      </w:r>
+    </w:p>
+    <w:p>
+      <w:pPr>
+        <w:spacing w:after="20"/>
+        <w:ind w:left="400"/>
+      </w:pPr>
+      <w:r>
+        <w:rPr>
+          <w:sz w:val="19"/>
+        </w:rPr>
+        <w:t>★ 콜론(:)으로 입력하면 'The unique identifier you have entered may not be correct' 오류</w:t>
+      </w:r>
+    </w:p>
+    <w:p>
+      <w:pPr>
+        <w:pStyle w:val="Heading2"/>
+      </w:pPr>
+      <w:r>
+        <w:t>Q17. CentOS를 DHCP 클라이언트로 전환</w:t>
+      </w:r>
+    </w:p>
+    <w:p>
+      <w:pPr>
+        <w:spacing w:after="60"/>
+      </w:pPr>
+      <w:r>
+        <w:rPr>
+          <w:sz w:val="21"/>
+        </w:rPr>
+        <w:t>Configure ens192 on CentOS to obtain its address automatically from the Windows DHCP server, and verify.</w:t>
+      </w:r>
+    </w:p>
+    <w:p>
+      <w:pPr>
+        <w:spacing w:after="20"/>
+        <w:ind w:left="400"/>
+      </w:pPr>
+      <w:r>
+        <w:rPr>
+          <w:sz w:val="19"/>
+        </w:rPr>
+        <w:t>[전제] CentOS의 kea 를 먼저 중지해야 서버 충돌이 없음</w:t>
+      </w:r>
+    </w:p>
+    <w:p>
+      <w:pPr>
+        <w:spacing w:after="20"/>
+        <w:ind w:left="400"/>
+      </w:pPr>
+      <w:r>
+        <w:rPr>
+          <w:rFonts w:ascii="Courier New" w:hAnsi="Courier New"/>
+          <w:b/>
+          <w:sz w:val="20"/>
+        </w:rPr>
+        <w:t>1)  systemctl stop kea-dhcp4</w:t>
+      </w:r>
+    </w:p>
+    <w:p>
+      <w:pPr>
+        <w:spacing w:after="20"/>
+        <w:ind w:left="400"/>
+      </w:pPr>
+      <w:r>
+        <w:rPr>
+          <w:rFonts w:ascii="Courier New" w:hAnsi="Courier New"/>
+          <w:b/>
+          <w:sz w:val="20"/>
+        </w:rPr>
+        <w:t>2)  nmcli con mod ens192 ipv4.method auto</w:t>
+      </w:r>
+    </w:p>
+    <w:p>
+      <w:pPr>
+        <w:spacing w:after="20"/>
+        <w:ind w:left="400"/>
+      </w:pPr>
+      <w:r>
+        <w:rPr>
+          <w:rFonts w:ascii="Courier New" w:hAnsi="Courier New"/>
+          <w:b/>
+          <w:sz w:val="20"/>
+        </w:rPr>
+        <w:t>3)  nmcli con mod ens192 ipv4.gateway ""</w:t>
+      </w:r>
+    </w:p>
+    <w:p>
+      <w:pPr>
+        <w:spacing w:after="20"/>
+        <w:ind w:left="400"/>
+      </w:pPr>
+      <w:r>
+        <w:rPr>
+          <w:rFonts w:ascii="Courier New" w:hAnsi="Courier New"/>
+          <w:b/>
+          <w:sz w:val="20"/>
+        </w:rPr>
+        <w:t>4)  nmcli con mod ens192 ipv4.addresses ""</w:t>
+      </w:r>
+    </w:p>
+    <w:p>
+      <w:pPr>
+        <w:spacing w:after="20"/>
+        <w:ind w:left="400"/>
+      </w:pPr>
+      <w:r>
+        <w:rPr>
+          <w:rFonts w:ascii="Courier New" w:hAnsi="Courier New"/>
+          <w:b/>
+          <w:sz w:val="20"/>
+        </w:rPr>
+        <w:t>5)  nmcli con up ens192</w:t>
+      </w:r>
+    </w:p>
+    <w:p>
+      <w:pPr>
+        <w:spacing w:after="20"/>
+        <w:ind w:left="400"/>
+      </w:pPr>
+      <w:r>
+        <w:rPr>
+          <w:rFonts w:ascii="Courier New" w:hAnsi="Courier New"/>
+          <w:b/>
+          <w:sz w:val="20"/>
+        </w:rPr>
+        <w:t>6)  ip addr show ens192 ; cat /etc/resolv.conf ; route -n</w:t>
+      </w:r>
+    </w:p>
+    <w:p>
+      <w:pPr>
+        <w:spacing w:after="120"/>
+        <w:ind w:left="400"/>
+      </w:pPr>
+      <w:r>
+        <w:rPr>
+          <w:b/>
+          <w:sz w:val="19"/>
+        </w:rPr>
+        <w:t>✔ inet &lt;pool 범위 주소&gt;/24 ... scope global dynamic ... ens192  +  valid_lft 표시</w:t>
+      </w:r>
+    </w:p>
+    <w:p>
+      <w:pPr>
+        <w:spacing w:after="20"/>
+        <w:ind w:left="400"/>
+      </w:pPr>
+      <w:r>
+        <w:rPr>
+          <w:sz w:val="19"/>
+        </w:rPr>
+        <w:t>'dynamic' 과 valid_lft 가 DHCP 임대의 증거. 정적이면 이 표시가 없음.</w:t>
+      </w:r>
+    </w:p>
+    <w:p>
+      <w:pPr>
+        <w:pStyle w:val="Heading2"/>
+      </w:pPr>
+      <w:r>
+        <w:t>Q18. 두 VM 간 연결 확인</w:t>
+      </w:r>
+    </w:p>
+    <w:p>
+      <w:pPr>
+        <w:spacing w:after="60"/>
+      </w:pPr>
+      <w:r>
+        <w:rPr>
+          <w:sz w:val="21"/>
+        </w:rPr>
+        <w:t>Verify IP connectivity between the CentOS server and the Windows Server on the private network.</w:t>
+      </w:r>
+    </w:p>
+    <w:p>
+      <w:pPr>
+        <w:spacing w:after="20"/>
+        <w:ind w:left="400"/>
+      </w:pPr>
+      <w:r>
+        <w:rPr>
+          <w:sz w:val="19"/>
+        </w:rPr>
+        <w:t>[풀이]</w:t>
+      </w:r>
+    </w:p>
+    <w:p>
+      <w:pPr>
+        <w:spacing w:after="20"/>
+        <w:ind w:left="400"/>
+      </w:pPr>
+      <w:r>
+        <w:rPr>
+          <w:rFonts w:ascii="Courier New" w:hAnsi="Courier New"/>
+          <w:b/>
+          <w:sz w:val="20"/>
+        </w:rPr>
+        <w:t>1)  (CentOS)  ip addr show ens192          # 자기 주소 확인</w:t>
+      </w:r>
+    </w:p>
+    <w:p>
+      <w:pPr>
+        <w:spacing w:after="20"/>
+        <w:ind w:left="400"/>
+      </w:pPr>
+      <w:r>
+        <w:rPr>
+          <w:rFonts w:ascii="Courier New" w:hAnsi="Courier New"/>
+          <w:b/>
+          <w:sz w:val="20"/>
+        </w:rPr>
+        <w:t>2)  (Windows) ipconfig /all                # 상대 주소 확인</w:t>
+      </w:r>
+    </w:p>
+    <w:p>
+      <w:pPr>
+        <w:spacing w:after="20"/>
+        <w:ind w:left="400"/>
+      </w:pPr>
+      <w:r>
+        <w:rPr>
+          <w:rFonts w:ascii="Courier New" w:hAnsi="Courier New"/>
+          <w:b/>
+          <w:sz w:val="20"/>
+        </w:rPr>
+        <w:t>3)  (Windows) ping 10.0.2.1</w:t>
+      </w:r>
+    </w:p>
+    <w:p>
+      <w:pPr>
+        <w:spacing w:after="20"/>
+        <w:ind w:left="400"/>
+      </w:pPr>
+      <w:r>
+        <w:rPr>
+          <w:rFonts w:ascii="Courier New" w:hAnsi="Courier New"/>
+          <w:b/>
+          <w:sz w:val="20"/>
+        </w:rPr>
+        <w:t>4)  (CentOS)  ping -c 4 &lt;Windows IP&gt;</w:t>
+      </w:r>
+    </w:p>
+    <w:p>
+      <w:pPr>
+        <w:spacing w:after="120"/>
+        <w:ind w:left="400"/>
+      </w:pPr>
+      <w:r>
+        <w:rPr>
+          <w:b/>
+          <w:sz w:val="19"/>
+        </w:rPr>
+        <w:t>✔ 양방향 4/4 응답, 0% loss.  TTL=64 → 상대가 Linux, TTL=128 → 상대가 Windows</w:t>
+      </w:r>
+    </w:p>
+    <w:p>
+      <w:pPr>
+        <w:spacing w:after="20"/>
+        <w:ind w:left="400"/>
+      </w:pPr>
+      <w:r>
+        <w:rPr>
+          <w:sz w:val="19"/>
+        </w:rPr>
+        <w:t>실패 시 확인: 두 어댑터가 같은 가상 네트워크(VMnet2)인지 / 방화벽 / 서브넷 일치 여부</w:t>
+      </w:r>
+    </w:p>
+    <w:p>
+      <w:pPr>
+        <w:pStyle w:val="Heading2"/>
+      </w:pPr>
+      <w:r>
+        <w:t>Q19. 트러블슈팅 — 클라이언트가 169.254.x.x 를 받음</w:t>
+      </w:r>
+    </w:p>
+    <w:p>
+      <w:pPr>
+        <w:spacing w:after="60"/>
+      </w:pPr>
+      <w:r>
+        <w:rPr>
+          <w:sz w:val="21"/>
+        </w:rPr>
+        <w:t>The Windows client shows an Autoconfiguration IPv4 Address of 169.254.x.x. Diagnose and fix.</w:t>
+      </w:r>
+    </w:p>
+    <w:p>
+      <w:pPr>
+        <w:spacing w:after="20"/>
+        <w:ind w:left="400"/>
+      </w:pPr>
+      <w:r>
+        <w:rPr>
+          <w:sz w:val="19"/>
+        </w:rPr>
+        <w:t>[의미] APIPA. DHCP 요청에 응답한 서버가 없음</w:t>
+      </w:r>
+    </w:p>
+    <w:p>
+      <w:pPr>
+        <w:spacing w:after="20"/>
+        <w:ind w:left="400"/>
+      </w:pPr>
+      <w:r>
+        <w:rPr>
+          <w:sz w:val="19"/>
+        </w:rPr>
+        <w:t>[점검 순서]</w:t>
+      </w:r>
+    </w:p>
+    <w:p>
+      <w:pPr>
+        <w:spacing w:after="20"/>
+        <w:ind w:left="400"/>
+      </w:pPr>
+      <w:r>
+        <w:rPr>
+          <w:rFonts w:ascii="Courier New" w:hAnsi="Courier New"/>
+          <w:b/>
+          <w:sz w:val="20"/>
+        </w:rPr>
+        <w:t>1)  (서버) systemctl status kea-dhcp4      # 또는 Get-Service DHCPServer</w:t>
+      </w:r>
+    </w:p>
+    <w:p>
+      <w:pPr>
+        <w:spacing w:after="20"/>
+        <w:ind w:left="400"/>
+      </w:pPr>
+      <w:r>
+        <w:rPr>
+          <w:rFonts w:ascii="Courier New" w:hAnsi="Courier New"/>
+          <w:b/>
+          <w:sz w:val="20"/>
+        </w:rPr>
+        <w:t>2)  (서버) 설정의 listening interface 가 맞는지 확인</w:t>
+      </w:r>
+    </w:p>
+    <w:p>
+      <w:pPr>
+        <w:spacing w:after="20"/>
+        <w:ind w:left="400"/>
+      </w:pPr>
+      <w:r>
+        <w:rPr>
+          <w:rFonts w:ascii="Courier New" w:hAnsi="Courier New"/>
+          <w:b/>
+          <w:sz w:val="20"/>
+        </w:rPr>
+        <w:t xml:space="preserve">      grep -A2 interfaces-config /etc/kea/kea-dhcp4.conf</w:t>
+      </w:r>
+    </w:p>
+    <w:p>
+      <w:pPr>
+        <w:spacing w:after="20"/>
+        <w:ind w:left="400"/>
+      </w:pPr>
+      <w:r>
+        <w:rPr>
+          <w:rFonts w:ascii="Courier New" w:hAnsi="Courier New"/>
+          <w:b/>
+          <w:sz w:val="20"/>
+        </w:rPr>
+        <w:t>3)  (서버) firewall-cmd --list-services    # dhcp 포함 여부</w:t>
+      </w:r>
+    </w:p>
+    <w:p>
+      <w:pPr>
+        <w:spacing w:after="20"/>
+        <w:ind w:left="400"/>
+      </w:pPr>
+      <w:r>
+        <w:rPr>
+          <w:rFonts w:ascii="Courier New" w:hAnsi="Courier New"/>
+          <w:b/>
+          <w:sz w:val="20"/>
+        </w:rPr>
+        <w:t xml:space="preserve">      firewall-cmd --add-service=dhcp --permanent &amp;&amp; firewall-cmd --reload</w:t>
+      </w:r>
+    </w:p>
+    <w:p>
+      <w:pPr>
+        <w:spacing w:after="20"/>
+        <w:ind w:left="400"/>
+      </w:pPr>
+      <w:r>
+        <w:rPr>
+          <w:sz w:val="19"/>
+        </w:rPr>
+        <w:t>4)  두 VM이 같은 가상 네트워크(VMnet2)에 있는지 확인</w:t>
+      </w:r>
+    </w:p>
+    <w:p>
+      <w:pPr>
+        <w:spacing w:after="20"/>
+        <w:ind w:left="400"/>
+      </w:pPr>
+      <w:r>
+        <w:rPr>
+          <w:sz w:val="19"/>
+        </w:rPr>
+        <w:t>5)  Windows DHCP 서버라면 Scope 가 Activate 되어 있는지, 서버에 정적 IP가 있는지</w:t>
+      </w:r>
+    </w:p>
+    <w:p>
+      <w:pPr>
+        <w:spacing w:after="20"/>
+        <w:ind w:left="400"/>
+      </w:pPr>
+      <w:r>
+        <w:rPr>
+          <w:rFonts w:ascii="Courier New" w:hAnsi="Courier New"/>
+          <w:b/>
+          <w:sz w:val="20"/>
+        </w:rPr>
+        <w:t>6)  (클라이언트) ipconfig /release &amp;&amp; ipconfig /renew</w:t>
+      </w:r>
+    </w:p>
+    <w:p>
+      <w:pPr>
+        <w:spacing w:after="120"/>
+        <w:ind w:left="400"/>
+      </w:pPr>
+      <w:r>
+        <w:rPr>
+          <w:b/>
+          <w:sz w:val="19"/>
+        </w:rPr>
+        <w:t>✔ pool 범위 안의 주소를 수령, DHCP Server 항목에 서버 IP 표시</w:t>
+      </w:r>
+    </w:p>
+    <w:p>
+      <w:pPr>
+        <w:pStyle w:val="Heading2"/>
+      </w:pPr>
+      <w:r>
+        <w:t>Q20. 트러블슈팅 — DHCP 서버가 둘이라 충돌</w:t>
+      </w:r>
+    </w:p>
+    <w:p>
+      <w:pPr>
+        <w:spacing w:after="60"/>
+      </w:pPr>
+      <w:r>
+        <w:rPr>
+          <w:sz w:val="21"/>
+        </w:rPr>
+        <w:t>The client sometimes receives an address from the wrong subnet. Identify the cause and resolve it.</w:t>
+      </w:r>
+    </w:p>
+    <w:p>
+      <w:pPr>
+        <w:spacing w:after="20"/>
+        <w:ind w:left="400"/>
+      </w:pPr>
+      <w:r>
+        <w:rPr>
+          <w:sz w:val="19"/>
+        </w:rPr>
+        <w:t>[원인] 같은 세그먼트에 DHCP 서버가 둘 이상 (예: kea 와 Windows DHCP 동시 실행)</w:t>
+      </w:r>
+    </w:p>
+    <w:p>
+      <w:pPr>
+        <w:spacing w:after="20"/>
+        <w:ind w:left="400"/>
+      </w:pPr>
+      <w:r>
+        <w:rPr>
+          <w:sz w:val="19"/>
+        </w:rPr>
+        <w:t>[풀이]</w:t>
+      </w:r>
+    </w:p>
+    <w:p>
+      <w:pPr>
+        <w:spacing w:after="20"/>
+        <w:ind w:left="400"/>
+      </w:pPr>
+      <w:r>
+        <w:rPr>
+          <w:rFonts w:ascii="Courier New" w:hAnsi="Courier New"/>
+          <w:b/>
+          <w:sz w:val="20"/>
+        </w:rPr>
+        <w:t>1)  (CentOS)  systemctl status kea-dhcp4</w:t>
+      </w:r>
+    </w:p>
+    <w:p>
+      <w:pPr>
+        <w:spacing w:after="20"/>
+        <w:ind w:left="400"/>
+      </w:pPr>
+      <w:r>
+        <w:rPr>
+          <w:rFonts w:ascii="Courier New" w:hAnsi="Courier New"/>
+          <w:b/>
+          <w:sz w:val="20"/>
+        </w:rPr>
+        <w:t>2)  (Windows) Get-Service DHCPServer</w:t>
+      </w:r>
+    </w:p>
+    <w:p>
+      <w:pPr>
+        <w:spacing w:after="20"/>
+        <w:ind w:left="400"/>
+      </w:pPr>
+      <w:r>
+        <w:rPr>
+          <w:sz w:val="19"/>
+        </w:rPr>
+        <w:t>3)  사용할 쪽만 남기고 반대쪽 중지</w:t>
+      </w:r>
+    </w:p>
+    <w:p>
+      <w:pPr>
+        <w:spacing w:after="20"/>
+        <w:ind w:left="400"/>
+      </w:pPr>
+      <w:r>
+        <w:rPr>
+          <w:rFonts w:ascii="Courier New" w:hAnsi="Courier New"/>
+          <w:b/>
+          <w:sz w:val="20"/>
+        </w:rPr>
+        <w:t xml:space="preserve">    systemctl stop kea-dhcp4              # CentOS 쪽을 끌 때</w:t>
+      </w:r>
+    </w:p>
+    <w:p>
+      <w:pPr>
+        <w:spacing w:after="20"/>
+        <w:ind w:left="400"/>
+      </w:pPr>
+      <w:r>
+        <w:rPr>
+          <w:rFonts w:ascii="Courier New" w:hAnsi="Courier New"/>
+          <w:b/>
+          <w:sz w:val="20"/>
+        </w:rPr>
+        <w:t xml:space="preserve">    Stop-Service DHCPServer               # Windows 쪽을 끌 때</w:t>
+      </w:r>
+    </w:p>
+    <w:p>
+      <w:pPr>
+        <w:spacing w:after="20"/>
+        <w:ind w:left="400"/>
+      </w:pPr>
+      <w:r>
+        <w:rPr>
+          <w:rFonts w:ascii="Courier New" w:hAnsi="Courier New"/>
+          <w:b/>
+          <w:sz w:val="20"/>
+        </w:rPr>
+        <w:t>4)  (클라이언트) ipconfig /release &amp;&amp; ipconfig /renew</w:t>
+      </w:r>
+    </w:p>
+    <w:p>
+      <w:pPr>
+        <w:spacing w:after="20"/>
+        <w:ind w:left="400"/>
+      </w:pPr>
+      <w:r>
+        <w:rPr>
+          <w:rFonts w:ascii="Courier New" w:hAnsi="Courier New"/>
+          <w:b/>
+          <w:sz w:val="20"/>
+        </w:rPr>
+        <w:t>5)  ipconfig /all                          # DHCP Server 항목이 의도한 서버인지 확인</w:t>
+      </w:r>
+    </w:p>
+    <w:p>
+      <w:pPr>
+        <w:spacing w:after="120"/>
+        <w:ind w:left="400"/>
+      </w:pPr>
+      <w:r>
+        <w:rPr>
+          <w:b/>
+          <w:sz w:val="19"/>
+        </w:rPr>
+        <w:t>✔ DHCP Server 항목이 하나의 의도한 서버 IP 로만 표시됨</w:t>
+      </w:r>
+    </w:p>
+    <w:p>
+      <w:pPr>
+        <w:spacing w:after="20"/>
+        <w:ind w:left="400"/>
+      </w:pPr>
+      <w:r>
+        <w:rPr>
+          <w:sz w:val="19"/>
+        </w:rPr>
+        <w:t>이론: 서버가 여럿이면 각각 OFFER 를 보내고, 클라이언트가 고른 서버를 REQUEST(broadcast)로 알려 나머지가 주소를 회수함</w:t>
       </w:r>
     </w:p>
     <w:sectPr>

--- a/32520 System_Administration/test1-week5/test1.docx
+++ b/32520 System_Administration/test1-week5/test1.docx
@@ -5234,6 +5234,565 @@
           <w:sz w:val="19"/>
         </w:rPr>
         <w:t>이론: 서버가 여럿이면 각각 OFFER 를 보내고, 클라이언트가 고른 서버를 REQUEST(broadcast)로 알려 나머지가 주소를 회수함</w:t>
+      </w:r>
+    </w:p>
+    <w:p>
+      <w:r>
+        <w:br w:type="page"/>
+      </w:r>
+    </w:p>
+    <w:p>
+      <w:pPr>
+        <w:pStyle w:val="Heading1"/>
+      </w:pPr>
+      <w:r>
+        <w:t>Skill Test 1 오답 노트 (2026-08-26 실시)</w:t>
+      </w:r>
+    </w:p>
+    <w:p>
+      <w:pPr>
+        <w:spacing w:after="40"/>
+        <w:ind w:left="360"/>
+      </w:pPr>
+      <w:r>
+        <w:rPr>
+          <w:sz w:val="20"/>
+        </w:rPr>
+        <w:t>출제: 2문항 — ① CentOS 정적 + Windows 동적 클라이언트  ② CentOS DHCP 서버(pool 지정)</w:t>
+      </w:r>
+    </w:p>
+    <w:p>
+      <w:pPr>
+        <w:spacing w:after="40"/>
+        <w:ind w:left="360"/>
+      </w:pPr>
+      <w:r>
+        <w:rPr>
+          <w:sz w:val="20"/>
+        </w:rPr>
+        <w:t>값이 개인별로 다름: IP 10.2.1.252 / GW 10.2.1.1 / DNS 1.1.1.1 / search jinkyung-kim.com / hostname jinkyung</w:t>
+      </w:r>
+    </w:p>
+    <w:p>
+      <w:pPr>
+        <w:spacing w:after="40"/>
+        <w:ind w:left="360"/>
+      </w:pPr>
+      <w:r>
+        <w:rPr>
+          <w:sz w:val="20"/>
+        </w:rPr>
+        <w:t>→ 시험에서는 값을 문제지에서 읽어 넣을 것. 연습 때 쓴 10.0.2.x, it.uts.edu.au 를 그대로 쓰면 전부 오답.</w:t>
+      </w:r>
+    </w:p>
+    <w:p>
+      <w:pPr>
+        <w:pStyle w:val="Heading2"/>
+      </w:pPr>
+      <w:r>
+        <w:t>★ 오답 1 — Windows 호스트명은 DHCP로 설정되지 않는다</w:t>
+      </w:r>
+    </w:p>
+    <w:p>
+      <w:pPr>
+        <w:spacing w:after="40"/>
+        <w:ind w:left="360"/>
+      </w:pPr>
+      <w:r>
+        <w:rPr>
+          <w:sz w:val="20"/>
+        </w:rPr>
+        <w:t>[상황] 문제가 'IP 등은 DHCP로 받되 hostname 은 지정값으로' 를 요구했으나 Host Name 이 Win 인 채로 제출됨</w:t>
+      </w:r>
+    </w:p>
+    <w:p>
+      <w:pPr>
+        <w:spacing w:after="40"/>
+        <w:ind w:left="360"/>
+      </w:pPr>
+      <w:r>
+        <w:rPr>
+          <w:sz w:val="20"/>
+        </w:rPr>
+        <w:t>[개념] DHCP 가 클라이언트에 주는 것: IP / 서브넷마스크 / 게이트웨이 / DNS / 도메인 접미사</w:t>
+      </w:r>
+    </w:p>
+    <w:p>
+      <w:pPr>
+        <w:spacing w:after="40"/>
+        <w:ind w:left="360"/>
+      </w:pPr>
+      <w:r>
+        <w:rPr>
+          <w:sz w:val="20"/>
+        </w:rPr>
+        <w:t xml:space="preserve">        컴퓨터 이름(Host Name)은 주지 않음. 반드시 로컬에서 변경해야 함.</w:t>
+      </w:r>
+    </w:p>
+    <w:p>
+      <w:pPr>
+        <w:spacing w:after="40"/>
+        <w:ind w:left="360"/>
+      </w:pPr>
+      <w:r>
+        <w:rPr>
+          <w:sz w:val="20"/>
+        </w:rPr>
+        <w:t xml:space="preserve">        ※ DHCP option 12(host name)는 클라이언트가 자기 이름을 서버에 '알려주는' 용도이지 반대가 아님</w:t>
+      </w:r>
+    </w:p>
+    <w:p>
+      <w:pPr>
+        <w:spacing w:after="40"/>
+        <w:ind w:left="360"/>
+      </w:pPr>
+      <w:r>
+        <w:rPr>
+          <w:sz w:val="20"/>
+        </w:rPr>
+        <w:t>[해결] PowerShell 관리자</w:t>
+      </w:r>
+    </w:p>
+    <w:p>
+      <w:pPr>
+        <w:spacing w:after="40"/>
+        <w:ind w:left="360"/>
+      </w:pPr>
+      <w:r>
+        <w:rPr>
+          <w:rFonts w:ascii="Courier New" w:hAnsi="Courier New"/>
+          <w:b/>
+          <w:sz w:val="21"/>
+        </w:rPr>
+        <w:t>Rename-Computer -NewName "지정된이름" -Restart</w:t>
+      </w:r>
+    </w:p>
+    <w:p>
+      <w:pPr>
+        <w:spacing w:after="40"/>
+        <w:ind w:left="360"/>
+      </w:pPr>
+      <w:r>
+        <w:rPr>
+          <w:sz w:val="20"/>
+        </w:rPr>
+        <w:t xml:space="preserve">        또는 GUI: Search → sysdm.cpl → Computer Name 탭 → Change... → 재부팅</w:t>
+      </w:r>
+    </w:p>
+    <w:p>
+      <w:pPr>
+        <w:spacing w:after="40"/>
+        <w:ind w:left="360"/>
+      </w:pPr>
+      <w:r>
+        <w:rPr>
+          <w:sz w:val="20"/>
+        </w:rPr>
+        <w:t>[확인] ipconfig /all 맨 위 Host Name</w:t>
+      </w:r>
+    </w:p>
+    <w:p>
+      <w:pPr>
+        <w:spacing w:after="40"/>
+        <w:ind w:left="360"/>
+      </w:pPr>
+      <w:r>
+        <w:rPr>
+          <w:sz w:val="20"/>
+        </w:rPr>
+        <w:t>[요령] 재부팅에 3~5분 걸리므로, 걸어두고 그동안 CentOS 작업을 진행할 것</w:t>
+      </w:r>
+    </w:p>
+    <w:p>
+      <w:pPr>
+        <w:spacing w:after="40"/>
+        <w:ind w:left="360"/>
+      </w:pPr>
+      <w:r>
+        <w:rPr>
+          <w:sz w:val="20"/>
+        </w:rPr>
+        <w:t>[함께 처리] sysdm.cpl 의 More... 에서 Primary DNS suffix 도 같이 바꾸면 재부팅 1회로 끝남</w:t>
+      </w:r>
+    </w:p>
+    <w:p>
+      <w:pPr>
+        <w:pStyle w:val="Heading2"/>
+      </w:pPr>
+      <w:r>
+        <w:t>오답 2 — kea reservation 의 hw-address 에 MAC 이 아닌 값을 넣음</w:t>
+      </w:r>
+    </w:p>
+    <w:p>
+      <w:pPr>
+        <w:spacing w:after="40"/>
+        <w:ind w:left="360"/>
+      </w:pPr>
+      <w:r>
+        <w:rPr>
+          <w:sz w:val="20"/>
+        </w:rPr>
+        <w:t>[제출한 값]</w:t>
+      </w:r>
+    </w:p>
+    <w:p>
+      <w:pPr>
+        <w:spacing w:after="40"/>
+        <w:ind w:left="360"/>
+      </w:pPr>
+      <w:r>
+        <w:rPr>
+          <w:rFonts w:ascii="Courier New" w:hAnsi="Courier New"/>
+          <w:b/>
+          <w:sz w:val="21"/>
+        </w:rPr>
+        <w:t>{ "hw-address": "fe80::b37f:13d3:e79:5cc9%10", "ip-address": "10.2.1.150" }</w:t>
+      </w:r>
+    </w:p>
+    <w:p>
+      <w:pPr>
+        <w:spacing w:after="40"/>
+        <w:ind w:left="360"/>
+      </w:pPr>
+      <w:r>
+        <w:rPr>
+          <w:sz w:val="20"/>
+        </w:rPr>
+        <w:t xml:space="preserve">        ↑ IPv6 링크로컬 주소를 넣음 → 예약이 동작하지 않음</w:t>
+      </w:r>
+    </w:p>
+    <w:p>
+      <w:pPr>
+        <w:spacing w:after="40"/>
+        <w:ind w:left="360"/>
+      </w:pPr>
+      <w:r>
+        <w:rPr>
+          <w:sz w:val="20"/>
+        </w:rPr>
+        <w:t>[정답]</w:t>
+      </w:r>
+    </w:p>
+    <w:p>
+      <w:pPr>
+        <w:spacing w:after="40"/>
+        <w:ind w:left="360"/>
+      </w:pPr>
+      <w:r>
+        <w:rPr>
+          <w:rFonts w:ascii="Courier New" w:hAnsi="Courier New"/>
+          <w:b/>
+          <w:sz w:val="21"/>
+        </w:rPr>
+        <w:t>{ "hw-address": "b6:39:1f:d2:af:b0", "ip-address": "10.2.1.150" }</w:t>
+      </w:r>
+    </w:p>
+    <w:p>
+      <w:pPr>
+        <w:spacing w:after="40"/>
+        <w:ind w:left="360"/>
+      </w:pPr>
+      <w:r>
+        <w:rPr>
+          <w:sz w:val="20"/>
+        </w:rPr>
+        <w:t>[원인] ipconfig /all 에서 'Link-local IPv6 Address' 를 봤음.</w:t>
+      </w:r>
+    </w:p>
+    <w:p>
+      <w:pPr>
+        <w:spacing w:after="40"/>
+        <w:ind w:left="360"/>
+      </w:pPr>
+      <w:r>
+        <w:rPr>
+          <w:sz w:val="20"/>
+        </w:rPr>
+        <w:t xml:space="preserve">        MAC 은 'Physical Address' 항목. Linux 에서는 ifconfig 의 'ether' 또는 ip link 의 'link/ether'</w:t>
+      </w:r>
+    </w:p>
+    <w:p>
+      <w:pPr>
+        <w:spacing w:after="40"/>
+        <w:ind w:left="360"/>
+      </w:pPr>
+      <w:r>
+        <w:rPr>
+          <w:sz w:val="20"/>
+        </w:rPr>
+        <w:t>[표기] Linux(kea) = 콜론 b6:39:1f:d2:af:b0  /  Windows DHCP = 대시 B6-39-1F-D2-AF-B0</w:t>
+      </w:r>
+    </w:p>
+    <w:p>
+      <w:pPr>
+        <w:spacing w:after="40"/>
+        <w:ind w:left="360"/>
+      </w:pPr>
+      <w:r>
+        <w:rPr>
+          <w:sz w:val="20"/>
+        </w:rPr>
+        <w:t>[검증] 예약 적용 후 클라이언트에서 ipconfig /release → /renew → 지정 IP 를 받는지 확인</w:t>
+      </w:r>
+    </w:p>
+    <w:p>
+      <w:pPr>
+        <w:pStyle w:val="Heading2"/>
+      </w:pPr>
+      <w:r>
+        <w:t>오답 3 — subnet 은 네트워크 주소로 적을 것</w:t>
+      </w:r>
+    </w:p>
+    <w:p>
+      <w:pPr>
+        <w:spacing w:after="40"/>
+        <w:ind w:left="360"/>
+      </w:pPr>
+      <w:r>
+        <w:rPr>
+          <w:sz w:val="20"/>
+        </w:rPr>
+        <w:t>[제출한 값]</w:t>
+      </w:r>
+    </w:p>
+    <w:p>
+      <w:pPr>
+        <w:spacing w:after="40"/>
+        <w:ind w:left="360"/>
+      </w:pPr>
+      <w:r>
+        <w:rPr>
+          <w:rFonts w:ascii="Courier New" w:hAnsi="Courier New"/>
+          <w:b/>
+          <w:sz w:val="21"/>
+        </w:rPr>
+        <w:t>"subnet": "10.2.1.10/24"      ← 호스트 주소</w:t>
+      </w:r>
+    </w:p>
+    <w:p>
+      <w:pPr>
+        <w:spacing w:after="40"/>
+        <w:ind w:left="360"/>
+      </w:pPr>
+      <w:r>
+        <w:rPr>
+          <w:sz w:val="20"/>
+        </w:rPr>
+        <w:t>[정답]</w:t>
+      </w:r>
+    </w:p>
+    <w:p>
+      <w:pPr>
+        <w:spacing w:after="40"/>
+        <w:ind w:left="360"/>
+      </w:pPr>
+      <w:r>
+        <w:rPr>
+          <w:rFonts w:ascii="Courier New" w:hAnsi="Courier New"/>
+          <w:b/>
+          <w:sz w:val="21"/>
+        </w:rPr>
+        <w:t>"subnet": "10.2.1.0/24"       ← 네트워크 주소</w:t>
+      </w:r>
+    </w:p>
+    <w:p>
+      <w:pPr>
+        <w:spacing w:after="40"/>
+        <w:ind w:left="360"/>
+      </w:pPr>
+      <w:r>
+        <w:rPr>
+          <w:sz w:val="20"/>
+        </w:rPr>
+        <w:t>[판별] /24 이면 마지막 칸이 0 인 주소가 네트워크 주소. pool 의 시작 주소와 혼동하지 말 것.</w:t>
+      </w:r>
+    </w:p>
+    <w:p>
+      <w:pPr>
+        <w:spacing w:after="40"/>
+        <w:ind w:left="360"/>
+      </w:pPr>
+      <w:r>
+        <w:rPr>
+          <w:sz w:val="20"/>
+        </w:rPr>
+        <w:t xml:space="preserve">        pool 은 10.2.1.10 - 10.2.1.100 처럼 호스트 범위, subnet 은 10.2.1.0/24</w:t>
+      </w:r>
+    </w:p>
+    <w:p>
+      <w:pPr>
+        <w:pStyle w:val="Heading2"/>
+      </w:pPr>
+      <w:r>
+        <w:t>환경 차이 — Q1 Windows 가 APIPA(169.254.x.x) 를 받은 이유</w:t>
+      </w:r>
+    </w:p>
+    <w:p>
+      <w:pPr>
+        <w:spacing w:after="40"/>
+        <w:ind w:left="360"/>
+      </w:pPr>
+      <w:r>
+        <w:rPr>
+          <w:sz w:val="20"/>
+        </w:rPr>
+        <w:t>[상황] Q1 에서 Windows Ethernet1 이 169.254.249.215 로 표시됨 (임대 실패)</w:t>
+      </w:r>
+    </w:p>
+    <w:p>
+      <w:pPr>
+        <w:spacing w:after="40"/>
+        <w:ind w:left="360"/>
+      </w:pPr>
+      <w:r>
+        <w:rPr>
+          <w:sz w:val="20"/>
+        </w:rPr>
+        <w:t>[원인] 랩실 VMware VMnet2 에는 VMware 자체 DHCP 서버가 있어 클라이언트가 자동으로 주소를 받음.</w:t>
+      </w:r>
+    </w:p>
+    <w:p>
+      <w:pPr>
+        <w:spacing w:after="40"/>
+        <w:ind w:left="360"/>
+      </w:pPr>
+      <w:r>
+        <w:rPr>
+          <w:sz w:val="20"/>
+        </w:rPr>
+        <w:t xml:space="preserve">        맥북의 QEMU 소켓 링크에는 DHCP 서버가 하나도 없음 → kea 를 켜지 않으면 아무도 응답하지 않음.</w:t>
+      </w:r>
+    </w:p>
+    <w:p>
+      <w:pPr>
+        <w:spacing w:after="40"/>
+        <w:ind w:left="360"/>
+      </w:pPr>
+      <w:r>
+        <w:rPr>
+          <w:sz w:val="20"/>
+        </w:rPr>
+        <w:t>[대응] 맥북 환경에서 'Windows 를 DHCP 클라이언트로' 요구하는 문제가 나오면,</w:t>
+      </w:r>
+    </w:p>
+    <w:p>
+      <w:pPr>
+        <w:spacing w:after="40"/>
+        <w:ind w:left="360"/>
+      </w:pPr>
+      <w:r>
+        <w:rPr>
+          <w:sz w:val="20"/>
+        </w:rPr>
+        <w:t xml:space="preserve">        CentOS 의 kea 를 먼저 켜서 주소를 공급해야 실제 임대가 찍힘.</w:t>
+      </w:r>
+    </w:p>
+    <w:p>
+      <w:pPr>
+        <w:spacing w:after="40"/>
+        <w:ind w:left="360"/>
+      </w:pPr>
+      <w:r>
+        <w:rPr>
+          <w:rFonts w:ascii="Courier New" w:hAnsi="Courier New"/>
+          <w:b/>
+          <w:sz w:val="21"/>
+        </w:rPr>
+        <w:t>systemctl start kea-dhcp4     # CentOS 에서 먼저</w:t>
+      </w:r>
+    </w:p>
+    <w:p>
+      <w:pPr>
+        <w:spacing w:after="40"/>
+        <w:ind w:left="360"/>
+      </w:pPr>
+      <w:r>
+        <w:rPr>
+          <w:rFonts w:ascii="Courier New" w:hAnsi="Courier New"/>
+          <w:b/>
+          <w:sz w:val="21"/>
+        </w:rPr>
+        <w:t>ipconfig /release ; ipconfig /renew   # 그다음 Windows 에서</w:t>
+      </w:r>
+    </w:p>
+    <w:p>
+      <w:pPr>
+        <w:pStyle w:val="Heading2"/>
+      </w:pPr>
+      <w:r>
+        <w:t>★ 다음 시험 체크리스트</w:t>
+      </w:r>
+    </w:p>
+    <w:p>
+      <w:pPr>
+        <w:spacing w:after="40"/>
+        <w:ind w:left="360"/>
+      </w:pPr>
+      <w:r>
+        <w:rPr>
+          <w:sz w:val="20"/>
+        </w:rPr>
+        <w:t>□ 문제지의 값(IP·GW·DNS·도메인·호스트명)을 먼저 종이에 옮겨 적기 — 연습값과 혼동 방지</w:t>
+      </w:r>
+    </w:p>
+    <w:p>
+      <w:pPr>
+        <w:spacing w:after="40"/>
+        <w:ind w:left="360"/>
+      </w:pPr>
+      <w:r>
+        <w:rPr>
+          <w:sz w:val="20"/>
+        </w:rPr>
+        <w:t>□ Windows 호스트명 요구가 있으면 sysdm.cpl 에서 이름 + Primary DNS suffix 동시 변경 후 재부팅</w:t>
+      </w:r>
+    </w:p>
+    <w:p>
+      <w:pPr>
+        <w:spacing w:after="40"/>
+        <w:ind w:left="360"/>
+      </w:pPr>
+      <w:r>
+        <w:rPr>
+          <w:sz w:val="20"/>
+        </w:rPr>
+        <w:t>□ MAC 이 필요하면 Physical Address(Windows) / ether(Linux) 확인 — IPv6 주소 아님</w:t>
+      </w:r>
+    </w:p>
+    <w:p>
+      <w:pPr>
+        <w:spacing w:after="40"/>
+        <w:ind w:left="360"/>
+      </w:pPr>
+      <w:r>
+        <w:rPr>
+          <w:sz w:val="20"/>
+        </w:rPr>
+        <w:t>□ subnet 은 네트워크 주소, pool 은 호스트 범위</w:t>
+      </w:r>
+    </w:p>
+    <w:p>
+      <w:pPr>
+        <w:spacing w:after="40"/>
+        <w:ind w:left="360"/>
+      </w:pPr>
+      <w:r>
+        <w:rPr>
+          <w:sz w:val="20"/>
+        </w:rPr>
+        <w:t>□ 스크린샷 찍기 전 요구값과 화면값을 한 항목씩 대조</w:t>
+      </w:r>
+    </w:p>
+    <w:p>
+      <w:pPr>
+        <w:spacing w:after="40"/>
+        <w:ind w:left="360"/>
+      </w:pPr>
+      <w:r>
+        <w:rPr>
+          <w:sz w:val="20"/>
+        </w:rPr>
+        <w:t>□ 맥북 환경에서는 DHCP 클라이언트 문제 시 kea 를 먼저 기동</w:t>
       </w:r>
     </w:p>
     <w:sectPr>
